--- a/Signals/html_Lectures/notes/Lecture 03 Notes.docx
+++ b/Signals/html_Lectures/notes/Lecture 03 Notes.docx
@@ -318,89 +318,169 @@
           <w:sz w:val="22"/>
           <w:szCs w:val="22"/>
         </w:rPr>
-        <w:t xml:space="preserve">Start from e^t = 1 + t + t²/2! + t³/3! + t⁴/4! + t⁵/5! + …</w:t>
-      </w:r>
-    </w:p>
-    <w:p>
-      <w:pPr>
-        <w:pStyle w:val="ListParagraph"/>
-        <w:numPr>
-          <w:ilvl w:val="0"/>
-          <w:numId w:val="2"/>
-        </w:numPr>
-        <w:spacing w:after="80"/>
-      </w:pPr>
-      <w:r>
-        <w:rPr>
-          <w:rFonts w:ascii="Calibri" w:cs="Calibri" w:eastAsia="Calibri" w:hAnsi="Calibri"/>
-          <w:sz w:val="22"/>
-          <w:szCs w:val="22"/>
-        </w:rPr>
-        <w:t xml:space="preserve">Powers of j: j² = −1, j³ = j²·j = −j, j⁴ = (j²)² = 1, j⁵ = j; the pattern j, −1, −j, 1 repeats.</w:t>
-      </w:r>
-    </w:p>
-    <w:p>
-      <w:pPr>
-        <w:pStyle w:val="ListParagraph"/>
-        <w:numPr>
-          <w:ilvl w:val="0"/>
-          <w:numId w:val="2"/>
-        </w:numPr>
-        <w:spacing w:after="80"/>
-      </w:pPr>
-      <w:r>
-        <w:rPr>
-          <w:rFonts w:ascii="Calibri" w:cs="Calibri" w:eastAsia="Calibri" w:hAnsi="Calibri"/>
-          <w:sz w:val="22"/>
-          <w:szCs w:val="22"/>
-        </w:rPr>
-        <w:t xml:space="preserve">Set t = jθ: e^{jθ} = 1 + jθ − θ²/2! − jθ³/3! + θ⁴/4! + jθ⁵/5! − …</w:t>
-      </w:r>
-    </w:p>
-    <w:p>
-      <w:pPr>
-        <w:pStyle w:val="ListParagraph"/>
-        <w:numPr>
-          <w:ilvl w:val="0"/>
-          <w:numId w:val="2"/>
-        </w:numPr>
-        <w:spacing w:after="80"/>
-      </w:pPr>
-      <w:r>
-        <w:rPr>
-          <w:rFonts w:ascii="Calibri" w:cs="Calibri" w:eastAsia="Calibri" w:hAnsi="Calibri"/>
-          <w:sz w:val="22"/>
-          <w:szCs w:val="22"/>
-        </w:rPr>
-        <w:t xml:space="preserve">Group real terms: 1 − θ²/2! + θ⁴/4! − … = cosθ. Group imaginary terms: θ − θ³/3! + θ⁵/5! − … = sinθ. So e^{jθ} = cosθ + j sinθ.</w:t>
-      </w:r>
-    </w:p>
-    <w:p>
-      <w:pPr>
-        <w:pBdr>
-          <w:left w:val="single" w:color="7A1A1A" w:sz="18" w:space="8"/>
-        </w:pBdr>
-        <w:spacing w:after="140" w:before="100"/>
-        <w:ind w:left="360"/>
-      </w:pPr>
-      <w:r>
-        <w:rPr>
-          <w:rFonts w:ascii="Calibri" w:cs="Calibri" w:eastAsia="Calibri" w:hAnsi="Calibri"/>
-          <w:b/>
-          <w:bCs/>
-          <w:color w:val="7A1A1A"/>
-          <w:sz w:val="22"/>
-          <w:szCs w:val="22"/>
-        </w:rPr>
-        <w:t xml:space="preserve">Why it matters: </w:t>
-      </w:r>
-      <w:r>
-        <w:rPr>
-          <w:rFonts w:ascii="Calibri" w:cs="Calibri" w:eastAsia="Calibri" w:hAnsi="Calibri"/>
-          <w:sz w:val="22"/>
-          <w:szCs w:val="22"/>
-        </w:rPr>
-        <w:t xml:space="preserve">This is a derivation, not a definition: every claim later (product rule, roots, phasors) rests on it.</w:t>
+        <w:t xml:space="preserve">Notation first. e^t is the exponential function; n! ('n factorial') = n(n−1)···2·1, so 2! = 2, 3! = 6, 4! = 24, 5! = 120 (this is also on the slide). The dots '⋯' mean the pattern continues forever. θ is an angle in radians.</w:t>
+      </w:r>
+    </w:p>
+    <w:p>
+      <w:pPr>
+        <w:pStyle w:val="ListParagraph"/>
+        <w:numPr>
+          <w:ilvl w:val="0"/>
+          <w:numId w:val="2"/>
+        </w:numPr>
+        <w:spacing w:after="80"/>
+      </w:pPr>
+      <w:r>
+        <w:rPr>
+          <w:rFonts w:ascii="Calibri" w:cs="Calibri" w:eastAsia="Calibri" w:hAnsi="Calibri"/>
+          <w:sz w:val="22"/>
+          <w:szCs w:val="22"/>
+        </w:rPr>
+        <w:t xml:space="preserve">Step 1 — start from the series e^t = 1 + t + t²/2! + t³/3! + t⁴/4! + t⁵/5! + ⋯</w:t>
+      </w:r>
+    </w:p>
+    <w:p>
+      <w:pPr>
+        <w:pStyle w:val="ListParagraph"/>
+        <w:numPr>
+          <w:ilvl w:val="0"/>
+          <w:numId w:val="2"/>
+        </w:numPr>
+        <w:spacing w:after="80"/>
+      </w:pPr>
+      <w:r>
+        <w:rPr>
+          <w:rFonts w:ascii="Calibri" w:cs="Calibri" w:eastAsia="Calibri" w:hAnsi="Calibri"/>
+          <w:sz w:val="22"/>
+          <w:szCs w:val="22"/>
+        </w:rPr>
+        <w:t xml:space="preserve">Step 2 — powers of j: j² = −1; j³ = j²·j = −j; j⁴ = (j²)² = (−1)² = 1; j⁵ = j⁴·j = j. Then the pattern j, −1, −j, 1 repeats every four powers.</w:t>
+      </w:r>
+    </w:p>
+    <w:p>
+      <w:pPr>
+        <w:pStyle w:val="ListParagraph"/>
+        <w:numPr>
+          <w:ilvl w:val="0"/>
+          <w:numId w:val="2"/>
+        </w:numPr>
+        <w:spacing w:after="80"/>
+      </w:pPr>
+      <w:r>
+        <w:rPr>
+          <w:rFonts w:ascii="Calibri" w:cs="Calibri" w:eastAsia="Calibri" w:hAnsi="Calibri"/>
+          <w:sz w:val="22"/>
+          <w:szCs w:val="22"/>
+        </w:rPr>
+        <w:t xml:space="preserve">Step 3 — set t = jθ. Then t² = j²θ² = −θ², t³ = j³θ³ = −jθ³, t⁴ = j⁴θ⁴ = θ⁴, t⁵ = j⁵θ⁵ = jθ⁵.</w:t>
+      </w:r>
+    </w:p>
+    <w:p>
+      <w:pPr>
+        <w:pStyle w:val="ListParagraph"/>
+        <w:numPr>
+          <w:ilvl w:val="0"/>
+          <w:numId w:val="2"/>
+        </w:numPr>
+        <w:spacing w:after="80"/>
+      </w:pPr>
+      <w:r>
+        <w:rPr>
+          <w:rFonts w:ascii="Calibri" w:cs="Calibri" w:eastAsia="Calibri" w:hAnsi="Calibri"/>
+          <w:sz w:val="22"/>
+          <w:szCs w:val="22"/>
+        </w:rPr>
+        <w:t xml:space="preserve">Step 4 — substitute: e^{jθ} = 1 + jθ − θ²/2! − jθ³/3! + θ⁴/4! + jθ⁵/5! − ⋯</w:t>
+      </w:r>
+    </w:p>
+    <w:p>
+      <w:pPr>
+        <w:pStyle w:val="ListParagraph"/>
+        <w:numPr>
+          <w:ilvl w:val="0"/>
+          <w:numId w:val="2"/>
+        </w:numPr>
+        <w:spacing w:after="80"/>
+      </w:pPr>
+      <w:r>
+        <w:rPr>
+          <w:rFonts w:ascii="Calibri" w:cs="Calibri" w:eastAsia="Calibri" w:hAnsi="Calibri"/>
+          <w:sz w:val="22"/>
+          <w:szCs w:val="22"/>
+        </w:rPr>
+        <w:t xml:space="preserve">Step 5 — collect the terms WITHOUT j (real part): 1 − θ²/2! + θ⁴/4! − ⋯ = cos θ.</w:t>
+      </w:r>
+    </w:p>
+    <w:p>
+      <w:pPr>
+        <w:pStyle w:val="ListParagraph"/>
+        <w:numPr>
+          <w:ilvl w:val="0"/>
+          <w:numId w:val="2"/>
+        </w:numPr>
+        <w:spacing w:after="80"/>
+      </w:pPr>
+      <w:r>
+        <w:rPr>
+          <w:rFonts w:ascii="Calibri" w:cs="Calibri" w:eastAsia="Calibri" w:hAnsi="Calibri"/>
+          <w:sz w:val="22"/>
+          <w:szCs w:val="22"/>
+        </w:rPr>
+        <w:t xml:space="preserve">Step 6 — collect the terms WITH j and factor the j out: j(θ − θ³/3! + θ⁵/5! − ⋯) = j sin θ.</w:t>
+      </w:r>
+    </w:p>
+    <w:p>
+      <w:pPr>
+        <w:pStyle w:val="ListParagraph"/>
+        <w:numPr>
+          <w:ilvl w:val="0"/>
+          <w:numId w:val="2"/>
+        </w:numPr>
+        <w:spacing w:after="80"/>
+      </w:pPr>
+      <w:r>
+        <w:rPr>
+          <w:rFonts w:ascii="Calibri" w:cs="Calibri" w:eastAsia="Calibri" w:hAnsi="Calibri"/>
+          <w:sz w:val="22"/>
+          <w:szCs w:val="22"/>
+        </w:rPr>
+        <w:t xml:space="preserve">Step 7 — result: e^{jθ} = cos θ + j sin θ.</w:t>
+      </w:r>
+    </w:p>
+    <w:p>
+      <w:pPr>
+        <w:pStyle w:val="ListParagraph"/>
+        <w:numPr>
+          <w:ilvl w:val="0"/>
+          <w:numId w:val="2"/>
+        </w:numPr>
+        <w:spacing w:after="80"/>
+      </w:pPr>
+      <w:r>
+        <w:rPr>
+          <w:rFonts w:ascii="Calibri" w:cs="Calibri" w:eastAsia="Calibri" w:hAnsi="Calibri"/>
+          <w:sz w:val="22"/>
+          <w:szCs w:val="22"/>
+        </w:rPr>
+        <w:t xml:space="preserve">Numeric sanity check with θ = 1 rad: real part 1 − 1/2 + 1/24 − 1/720 = 1 − 0.5 + 0.04167 − 0.00139 = 0.54028 versus cos 1 = 0.54030 ✓. Imaginary part 1 − 1/6 + 1/120 − 1/5040 = 1 − 0.16667 + 0.00833 − 0.00020 = 0.84147 versus sin 1 = 0.84147 ✓.</w:t>
+      </w:r>
+    </w:p>
+    <w:p>
+      <w:pPr>
+        <w:pStyle w:val="ListParagraph"/>
+        <w:numPr>
+          <w:ilvl w:val="0"/>
+          <w:numId w:val="2"/>
+        </w:numPr>
+        <w:spacing w:after="80"/>
+      </w:pPr>
+      <w:r>
+        <w:rPr>
+          <w:rFonts w:ascii="Calibri" w:cs="Calibri" w:eastAsia="Calibri" w:hAnsi="Calibri"/>
+          <w:sz w:val="22"/>
+          <w:szCs w:val="22"/>
+        </w:rPr>
+        <w:t xml:space="preserve">Why it matters: this is a derivation, not a definition: the product rule, roots and phasors all rest on it.</w:t>
       </w:r>
     </w:p>
     <w:p>
@@ -448,71 +528,115 @@
           <w:sz w:val="22"/>
           <w:szCs w:val="22"/>
         </w:rPr>
-        <w:t xml:space="preserve">Product: r₁e^{jθ₁}·r₂e^{jθ₂} = r₁r₂ e^{jθ₁}e^{jθ₂} (regroup) = r₁r₂ e^{j(θ₁+θ₂)} using e^a e^b = e^{a+b} with a = jθ₁, b = jθ₂.</w:t>
-      </w:r>
-    </w:p>
-    <w:p>
-      <w:pPr>
-        <w:pStyle w:val="ListParagraph"/>
-        <w:numPr>
-          <w:ilvl w:val="0"/>
-          <w:numId w:val="2"/>
-        </w:numPr>
-        <w:spacing w:after="80"/>
-      </w:pPr>
-      <w:r>
-        <w:rPr>
-          <w:rFonts w:ascii="Calibri" w:cs="Calibri" w:eastAsia="Calibri" w:hAnsi="Calibri"/>
-          <w:sz w:val="22"/>
-          <w:szCs w:val="22"/>
-        </w:rPr>
-        <w:t xml:space="preserve">Quotient: e^{−b} = 1/e^b because e^b e^{−b} = e^0 = 1, so r₁e^{jθ₁}/(r₂e^{jθ₂}) = (r₁/r₂)e^{j(θ₁−θ₂)}.</w:t>
-      </w:r>
-    </w:p>
-    <w:p>
-      <w:pPr>
-        <w:pStyle w:val="ListParagraph"/>
-        <w:numPr>
-          <w:ilvl w:val="0"/>
-          <w:numId w:val="2"/>
-        </w:numPr>
-        <w:spacing w:after="80"/>
-      </w:pPr>
-      <w:r>
-        <w:rPr>
-          <w:rFonts w:ascii="Calibri" w:cs="Calibri" w:eastAsia="Calibri" w:hAnsi="Calibri"/>
-          <w:sz w:val="22"/>
-          <w:szCs w:val="22"/>
-        </w:rPr>
-        <w:t xml:space="preserve">Quick question answered on the slide: z* = r(cosθ − j sinθ) = r e^{−jθ}, since e^{−jθ} = cos(−θ) + j sin(−θ) = cosθ − j sinθ. Same modulus, opposite angle.</w:t>
-      </w:r>
-    </w:p>
-    <w:p>
-      <w:pPr>
-        <w:pBdr>
-          <w:left w:val="single" w:color="7A1A1A" w:sz="18" w:space="8"/>
-        </w:pBdr>
-        <w:spacing w:after="140" w:before="100"/>
-        <w:ind w:left="360"/>
-      </w:pPr>
-      <w:r>
-        <w:rPr>
-          <w:rFonts w:ascii="Calibri" w:cs="Calibri" w:eastAsia="Calibri" w:hAnsi="Calibri"/>
-          <w:b/>
-          <w:bCs/>
-          <w:color w:val="7A1A1A"/>
-          <w:sz w:val="22"/>
-          <w:szCs w:val="22"/>
-        </w:rPr>
-        <w:t xml:space="preserve">Common error: </w:t>
-      </w:r>
-      <w:r>
-        <w:rPr>
-          <w:rFonts w:ascii="Calibri" w:cs="Calibri" w:eastAsia="Calibri" w:hAnsi="Calibri"/>
-          <w:sz w:val="22"/>
-          <w:szCs w:val="22"/>
-        </w:rPr>
-        <w:t xml:space="preserve">Students add moduli or multiply angles. Say it in words: multiply the moduli, add the angles.</w:t>
+        <w:t xml:space="preserve">Notation: e^{jθ} has modulus 1 and angle θ; r e^{jθ} has modulus r (r ≥ 0) and angle θ. The rule used is e^a e^b = e^{a+b}, which holds for complex a, b.</w:t>
+      </w:r>
+    </w:p>
+    <w:p>
+      <w:pPr>
+        <w:pStyle w:val="ListParagraph"/>
+        <w:numPr>
+          <w:ilvl w:val="0"/>
+          <w:numId w:val="2"/>
+        </w:numPr>
+        <w:spacing w:after="80"/>
+      </w:pPr>
+      <w:r>
+        <w:rPr>
+          <w:rFonts w:ascii="Calibri" w:cs="Calibri" w:eastAsia="Calibri" w:hAnsi="Calibri"/>
+          <w:sz w:val="22"/>
+          <w:szCs w:val="22"/>
+        </w:rPr>
+        <w:t xml:space="preserve">Product. Step 1 — start: r₁e^{jθ₁} · r₂e^{jθ₂}. Step 2 — regroup the factors (multiplication commutes): = r₁r₂ · e^{jθ₁}e^{jθ₂}. Step 3 — e^a e^b = e^{a+b} with a = jθ₁, b = jθ₂: = r₁r₂ e^{j(θ₁+θ₂)}. So moduli multiply, angles add.</w:t>
+      </w:r>
+    </w:p>
+    <w:p>
+      <w:pPr>
+        <w:pStyle w:val="ListParagraph"/>
+        <w:numPr>
+          <w:ilvl w:val="0"/>
+          <w:numId w:val="2"/>
+        </w:numPr>
+        <w:spacing w:after="80"/>
+      </w:pPr>
+      <w:r>
+        <w:rPr>
+          <w:rFonts w:ascii="Calibri" w:cs="Calibri" w:eastAsia="Calibri" w:hAnsi="Calibri"/>
+          <w:sz w:val="22"/>
+          <w:szCs w:val="22"/>
+        </w:rPr>
+        <w:t xml:space="preserve">Numeric check: z₁ = 2e^{jπ/6}, z₂ = 3e^{jπ/3}. Product 2·3 e^{j(π/6+π/3)} = 6e^{jπ/2} = 6j. Cartesian: z₁ = 2(0.866 + 0.5j) = 1.732 + j, z₂ = 3(0.5 + 0.866j) = 1.5 + 2.598j. (1.732 + j)(1.5 + 2.598j) = 2.598 + 4.5j + 1.5j + 2.598j² = (2.598 − 2.598) + 6j = 6j ✓.</w:t>
+      </w:r>
+    </w:p>
+    <w:p>
+      <w:pPr>
+        <w:pStyle w:val="ListParagraph"/>
+        <w:numPr>
+          <w:ilvl w:val="0"/>
+          <w:numId w:val="2"/>
+        </w:numPr>
+        <w:spacing w:after="80"/>
+      </w:pPr>
+      <w:r>
+        <w:rPr>
+          <w:rFonts w:ascii="Calibri" w:cs="Calibri" w:eastAsia="Calibri" w:hAnsi="Calibri"/>
+          <w:sz w:val="22"/>
+          <w:szCs w:val="22"/>
+        </w:rPr>
+        <w:t xml:space="preserve">Quotient. Step 4 — e^{−b} = 1/e^b because e^b e^{−b} = e^{b−b} = e⁰ = 1. Step 5 — so r₁e^{jθ₁}/(r₂e^{jθ₂}) = (r₁/r₂) e^{jθ₁} e^{−jθ₂} = (r₁/r₂) e^{j(θ₁−θ₂)}. Moduli divide, angles subtract.</w:t>
+      </w:r>
+    </w:p>
+    <w:p>
+      <w:pPr>
+        <w:pStyle w:val="ListParagraph"/>
+        <w:numPr>
+          <w:ilvl w:val="0"/>
+          <w:numId w:val="2"/>
+        </w:numPr>
+        <w:spacing w:after="80"/>
+      </w:pPr>
+      <w:r>
+        <w:rPr>
+          <w:rFonts w:ascii="Calibri" w:cs="Calibri" w:eastAsia="Calibri" w:hAnsi="Calibri"/>
+          <w:sz w:val="22"/>
+          <w:szCs w:val="22"/>
+        </w:rPr>
+        <w:t xml:space="preserve">Conjugate (the quick question). Notation: z* flips the sign of every j. Step 6 — z = re^{jθ} = r(cos θ + j sin θ), so z* = r(cos θ − j sin θ).</w:t>
+      </w:r>
+    </w:p>
+    <w:p>
+      <w:pPr>
+        <w:pStyle w:val="ListParagraph"/>
+        <w:numPr>
+          <w:ilvl w:val="0"/>
+          <w:numId w:val="2"/>
+        </w:numPr>
+        <w:spacing w:after="80"/>
+      </w:pPr>
+      <w:r>
+        <w:rPr>
+          <w:rFonts w:ascii="Calibri" w:cs="Calibri" w:eastAsia="Calibri" w:hAnsi="Calibri"/>
+          <w:sz w:val="22"/>
+          <w:szCs w:val="22"/>
+        </w:rPr>
+        <w:t xml:space="preserve">Step 7 — Euler with θ → −θ: e^{−jθ} = cos(−θ) + j sin(−θ) = cos θ − j sin θ (cos even, sin odd). So z* = re^{−jθ}: same modulus, opposite angle.</w:t>
+      </w:r>
+    </w:p>
+    <w:p>
+      <w:pPr>
+        <w:pStyle w:val="ListParagraph"/>
+        <w:numPr>
+          <w:ilvl w:val="0"/>
+          <w:numId w:val="2"/>
+        </w:numPr>
+        <w:spacing w:after="80"/>
+      </w:pPr>
+      <w:r>
+        <w:rPr>
+          <w:rFonts w:ascii="Calibri" w:cs="Calibri" w:eastAsia="Calibri" w:hAnsi="Calibri"/>
+          <w:sz w:val="22"/>
+          <w:szCs w:val="22"/>
+        </w:rPr>
+        <w:t xml:space="preserve">Pitfall: adding moduli or multiplying angles. Say: multiply the moduli, add the angles.</w:t>
       </w:r>
     </w:p>
     <w:p>
@@ -560,71 +684,133 @@
           <w:sz w:val="22"/>
           <w:szCs w:val="22"/>
         </w:rPr>
-        <w:t xml:space="preserve">z₁ = −1 + j: Re = −1, Im = 1. |z₁| = √((−1)² + 1²) = √2. The point is in quadrant II, but arctan(1/(−1)) = −π/4 lies in quadrant IV, so add π: ∠z₁ = −π/4 + π = 3π/4. Result z₁ = √2 e^{j3π/4}.</w:t>
-      </w:r>
-    </w:p>
-    <w:p>
-      <w:pPr>
-        <w:pStyle w:val="ListParagraph"/>
-        <w:numPr>
-          <w:ilvl w:val="0"/>
-          <w:numId w:val="2"/>
-        </w:numPr>
-        <w:spacing w:after="80"/>
-      </w:pPr>
-      <w:r>
-        <w:rPr>
-          <w:rFonts w:ascii="Calibri" w:cs="Calibri" w:eastAsia="Calibri" w:hAnsi="Calibri"/>
-          <w:sz w:val="22"/>
-          <w:szCs w:val="22"/>
-        </w:rPr>
-        <w:t xml:space="preserve">Check: √2(cos 3π/4 + j sin 3π/4) = √2(−√2/2 + j√2/2) = −1 + j.</w:t>
-      </w:r>
-    </w:p>
-    <w:p>
-      <w:pPr>
-        <w:pStyle w:val="ListParagraph"/>
-        <w:numPr>
-          <w:ilvl w:val="0"/>
-          <w:numId w:val="2"/>
-        </w:numPr>
-        <w:spacing w:after="80"/>
-      </w:pPr>
-      <w:r>
-        <w:rPr>
-          <w:rFonts w:ascii="Calibri" w:cs="Calibri" w:eastAsia="Calibri" w:hAnsi="Calibri"/>
-          <w:sz w:val="22"/>
-          <w:szCs w:val="22"/>
-        </w:rPr>
-        <w:t xml:space="preserve">z₂ = 1 + j√3: |z₂| = √(1 + 3) = 2, quadrant I, ∠z₂ = arctan(√3/1) = π/3. Result z₂ = 2e^{jπ/3}. Check: 2(1/2 + j√3/2) = 1 + j√3.</w:t>
-      </w:r>
-    </w:p>
-    <w:p>
-      <w:pPr>
-        <w:pBdr>
-          <w:left w:val="single" w:color="7A1A1A" w:sz="18" w:space="8"/>
-        </w:pBdr>
-        <w:spacing w:after="140" w:before="100"/>
-        <w:ind w:left="360"/>
-      </w:pPr>
-      <w:r>
-        <w:rPr>
-          <w:rFonts w:ascii="Calibri" w:cs="Calibri" w:eastAsia="Calibri" w:hAnsi="Calibri"/>
-          <w:b/>
-          <w:bCs/>
-          <w:color w:val="7A1A1A"/>
-          <w:sz w:val="22"/>
-          <w:szCs w:val="22"/>
-        </w:rPr>
-        <w:t xml:space="preserve">Common error: </w:t>
-      </w:r>
-      <w:r>
-        <w:rPr>
-          <w:rFonts w:ascii="Calibri" w:cs="Calibri" w:eastAsia="Calibri" w:hAnsi="Calibri"/>
-          <w:sz w:val="22"/>
-          <w:szCs w:val="22"/>
-        </w:rPr>
-        <w:t xml:space="preserve">Using arctan(Im/Re) blindly. Always locate the quadrant first.</w:t>
+        <w:t xml:space="preserve">Task: write z₁ = −1 + j and z₂ = 1 + j√3 as re^{jθ}.</w:t>
+      </w:r>
+    </w:p>
+    <w:p>
+      <w:pPr>
+        <w:pStyle w:val="ListParagraph"/>
+        <w:numPr>
+          <w:ilvl w:val="0"/>
+          <w:numId w:val="2"/>
+        </w:numPr>
+        <w:spacing w:after="80"/>
+      </w:pPr>
+      <w:r>
+        <w:rPr>
+          <w:rFonts w:ascii="Calibri" w:cs="Calibri" w:eastAsia="Calibri" w:hAnsi="Calibri"/>
+          <w:sz w:val="22"/>
+          <w:szCs w:val="22"/>
+        </w:rPr>
+        <w:t xml:space="preserve">z₁. Step 1 — x = −1, y = 1; second quadrant (left, up). Step 2 — modulus: (−1)² = 1, 1² = 1, |z₁| = √2 = 1.414.</w:t>
+      </w:r>
+    </w:p>
+    <w:p>
+      <w:pPr>
+        <w:pStyle w:val="ListParagraph"/>
+        <w:numPr>
+          <w:ilvl w:val="0"/>
+          <w:numId w:val="2"/>
+        </w:numPr>
+        <w:spacing w:after="80"/>
+      </w:pPr>
+      <w:r>
+        <w:rPr>
+          <w:rFonts w:ascii="Calibri" w:cs="Calibri" w:eastAsia="Calibri" w:hAnsi="Calibri"/>
+          <w:sz w:val="22"/>
+          <w:szCs w:val="22"/>
+        </w:rPr>
+        <w:t xml:space="preserve">Step 3 — ratio y/x = 1/(−1) = −1; arctan(−1) = −π/4 (fourth quadrant, wrong half-plane). Step 4 — x &lt; 0, so add π: −π/4 + π = 3π/4 (135°).</w:t>
+      </w:r>
+    </w:p>
+    <w:p>
+      <w:pPr>
+        <w:pStyle w:val="ListParagraph"/>
+        <w:numPr>
+          <w:ilvl w:val="0"/>
+          <w:numId w:val="2"/>
+        </w:numPr>
+        <w:spacing w:after="80"/>
+      </w:pPr>
+      <w:r>
+        <w:rPr>
+          <w:rFonts w:ascii="Calibri" w:cs="Calibri" w:eastAsia="Calibri" w:hAnsi="Calibri"/>
+          <w:sz w:val="22"/>
+          <w:szCs w:val="22"/>
+        </w:rPr>
+        <w:t xml:space="preserve">Step 5 — z₁ = √2 e^{j3π/4}. Check: cos(3π/4) = −√2/2, sin(3π/4) = +√2/2, so √2(−√2/2 + j√2/2) = −(2/2) + j(2/2) = −1 + j ✓.</w:t>
+      </w:r>
+    </w:p>
+    <w:p>
+      <w:pPr>
+        <w:pStyle w:val="ListParagraph"/>
+        <w:numPr>
+          <w:ilvl w:val="0"/>
+          <w:numId w:val="2"/>
+        </w:numPr>
+        <w:spacing w:after="80"/>
+      </w:pPr>
+      <w:r>
+        <w:rPr>
+          <w:rFonts w:ascii="Calibri" w:cs="Calibri" w:eastAsia="Calibri" w:hAnsi="Calibri"/>
+          <w:sz w:val="22"/>
+          <w:szCs w:val="22"/>
+        </w:rPr>
+        <w:t xml:space="preserve">z₂. Step 6 — x = 1, y = √3 = 1.732; first quadrant. |z₂| = √(1² + (√3)²) = √(1 + 3) = √4 = 2.</w:t>
+      </w:r>
+    </w:p>
+    <w:p>
+      <w:pPr>
+        <w:pStyle w:val="ListParagraph"/>
+        <w:numPr>
+          <w:ilvl w:val="0"/>
+          <w:numId w:val="2"/>
+        </w:numPr>
+        <w:spacing w:after="80"/>
+      </w:pPr>
+      <w:r>
+        <w:rPr>
+          <w:rFonts w:ascii="Calibri" w:cs="Calibri" w:eastAsia="Calibri" w:hAnsi="Calibri"/>
+          <w:sz w:val="22"/>
+          <w:szCs w:val="22"/>
+        </w:rPr>
+        <w:t xml:space="preserve">Step 7 — y/x = √3, arctan(√3) = π/3 (60°); x &gt; 0, no π. So z₂ = 2e^{jπ/3}.</w:t>
+      </w:r>
+    </w:p>
+    <w:p>
+      <w:pPr>
+        <w:pStyle w:val="ListParagraph"/>
+        <w:numPr>
+          <w:ilvl w:val="0"/>
+          <w:numId w:val="2"/>
+        </w:numPr>
+        <w:spacing w:after="80"/>
+      </w:pPr>
+      <w:r>
+        <w:rPr>
+          <w:rFonts w:ascii="Calibri" w:cs="Calibri" w:eastAsia="Calibri" w:hAnsi="Calibri"/>
+          <w:sz w:val="22"/>
+          <w:szCs w:val="22"/>
+        </w:rPr>
+        <w:t xml:space="preserve">Check: cos(π/3) = 1/2, sin(π/3) = √3/2, so 2(1/2 + j√3/2) = 1 + j√3 ✓.</w:t>
+      </w:r>
+    </w:p>
+    <w:p>
+      <w:pPr>
+        <w:pStyle w:val="ListParagraph"/>
+        <w:numPr>
+          <w:ilvl w:val="0"/>
+          <w:numId w:val="2"/>
+        </w:numPr>
+        <w:spacing w:after="80"/>
+      </w:pPr>
+      <w:r>
+        <w:rPr>
+          <w:rFonts w:ascii="Calibri" w:cs="Calibri" w:eastAsia="Calibri" w:hAnsi="Calibri"/>
+          <w:sz w:val="22"/>
+          <w:szCs w:val="22"/>
+        </w:rPr>
+        <w:t xml:space="preserve">Pitfall: using arctan(Im/Re) blindly. Locate the quadrant first.</w:t>
       </w:r>
     </w:p>
     <w:p>
@@ -672,61 +858,115 @@
           <w:sz w:val="22"/>
           <w:szCs w:val="22"/>
         </w:rPr>
-        <w:t xml:space="preserve">Write both Euler equations: e^{jθ} = cosθ + j sinθ and e^{−jθ} = cosθ − j sinθ (the second is Euler with θ → −θ, using cos even and sin odd).</w:t>
-      </w:r>
-    </w:p>
-    <w:p>
-      <w:pPr>
-        <w:pStyle w:val="ListParagraph"/>
-        <w:numPr>
-          <w:ilvl w:val="0"/>
-          <w:numId w:val="2"/>
-        </w:numPr>
-        <w:spacing w:after="80"/>
-      </w:pPr>
-      <w:r>
-        <w:rPr>
-          <w:rFonts w:ascii="Calibri" w:cs="Calibri" w:eastAsia="Calibri" w:hAnsi="Calibri"/>
-          <w:sz w:val="22"/>
-          <w:szCs w:val="22"/>
-        </w:rPr>
-        <w:t xml:space="preserve">Add: e^{jθ} + e^{−jθ} = 2cosθ, so cosθ = (e^{jθ} + e^{−jθ})/2.</w:t>
-      </w:r>
-    </w:p>
-    <w:p>
-      <w:pPr>
-        <w:pStyle w:val="ListParagraph"/>
-        <w:numPr>
-          <w:ilvl w:val="0"/>
-          <w:numId w:val="2"/>
-        </w:numPr>
-        <w:spacing w:after="80"/>
-      </w:pPr>
-      <w:r>
-        <w:rPr>
-          <w:rFonts w:ascii="Calibri" w:cs="Calibri" w:eastAsia="Calibri" w:hAnsi="Calibri"/>
-          <w:sz w:val="22"/>
-          <w:szCs w:val="22"/>
-        </w:rPr>
-        <w:t xml:space="preserve">Subtract: e^{jθ} − e^{−jθ} = 2j sinθ, so sinθ = (e^{jθ} − e^{−jθ})/(2j).</w:t>
-      </w:r>
-    </w:p>
-    <w:p>
-      <w:pPr>
-        <w:pStyle w:val="ListParagraph"/>
-        <w:numPr>
-          <w:ilvl w:val="0"/>
-          <w:numId w:val="2"/>
-        </w:numPr>
-        <w:spacing w:after="80"/>
-      </w:pPr>
-      <w:r>
-        <w:rPr>
-          <w:rFonts w:ascii="Calibri" w:cs="Calibri" w:eastAsia="Calibri" w:hAnsi="Calibri"/>
-          <w:sz w:val="22"/>
-          <w:szCs w:val="22"/>
-        </w:rPr>
-        <w:t xml:space="preserve">Flag that these reappear constantly in phasor and Fourier analysis.</w:t>
+        <w:t xml:space="preserve">Goal: write cos θ and sin θ using only exponentials.</w:t>
+      </w:r>
+    </w:p>
+    <w:p>
+      <w:pPr>
+        <w:pStyle w:val="ListParagraph"/>
+        <w:numPr>
+          <w:ilvl w:val="0"/>
+          <w:numId w:val="2"/>
+        </w:numPr>
+        <w:spacing w:after="80"/>
+      </w:pPr>
+      <w:r>
+        <w:rPr>
+          <w:rFonts w:ascii="Calibri" w:cs="Calibri" w:eastAsia="Calibri" w:hAnsi="Calibri"/>
+          <w:sz w:val="22"/>
+          <w:szCs w:val="22"/>
+        </w:rPr>
+        <w:t xml:space="preserve">Step 1 — Euler: e^{jθ} = cos θ + j sin θ.</w:t>
+      </w:r>
+    </w:p>
+    <w:p>
+      <w:pPr>
+        <w:pStyle w:val="ListParagraph"/>
+        <w:numPr>
+          <w:ilvl w:val="0"/>
+          <w:numId w:val="2"/>
+        </w:numPr>
+        <w:spacing w:after="80"/>
+      </w:pPr>
+      <w:r>
+        <w:rPr>
+          <w:rFonts w:ascii="Calibri" w:cs="Calibri" w:eastAsia="Calibri" w:hAnsi="Calibri"/>
+          <w:sz w:val="22"/>
+          <w:szCs w:val="22"/>
+        </w:rPr>
+        <w:t xml:space="preserve">Step 2 — Euler with θ → −θ: e^{−jθ} = cos(−θ) + j sin(−θ) = cos θ − j sin θ, because cos is even and sin is odd.</w:t>
+      </w:r>
+    </w:p>
+    <w:p>
+      <w:pPr>
+        <w:pStyle w:val="ListParagraph"/>
+        <w:numPr>
+          <w:ilvl w:val="0"/>
+          <w:numId w:val="2"/>
+        </w:numPr>
+        <w:spacing w:after="80"/>
+      </w:pPr>
+      <w:r>
+        <w:rPr>
+          <w:rFonts w:ascii="Calibri" w:cs="Calibri" w:eastAsia="Calibri" w:hAnsi="Calibri"/>
+          <w:sz w:val="22"/>
+          <w:szCs w:val="22"/>
+        </w:rPr>
+        <w:t xml:space="preserve">Step 3 — add the two lines: e^{jθ} + e^{−jθ} = 2cos θ (the sine terms cancel). Divide by 2: cos θ = (e^{jθ} + e^{−jθ})/2.</w:t>
+      </w:r>
+    </w:p>
+    <w:p>
+      <w:pPr>
+        <w:pStyle w:val="ListParagraph"/>
+        <w:numPr>
+          <w:ilvl w:val="0"/>
+          <w:numId w:val="2"/>
+        </w:numPr>
+        <w:spacing w:after="80"/>
+      </w:pPr>
+      <w:r>
+        <w:rPr>
+          <w:rFonts w:ascii="Calibri" w:cs="Calibri" w:eastAsia="Calibri" w:hAnsi="Calibri"/>
+          <w:sz w:val="22"/>
+          <w:szCs w:val="22"/>
+        </w:rPr>
+        <w:t xml:space="preserve">Step 4 — subtract the second from the first: e^{jθ} − e^{−jθ} = 2j sin θ (the cosine terms cancel). Divide by 2j: sin θ = (e^{jθ} − e^{−jθ})/(2j).</w:t>
+      </w:r>
+    </w:p>
+    <w:p>
+      <w:pPr>
+        <w:pStyle w:val="ListParagraph"/>
+        <w:numPr>
+          <w:ilvl w:val="0"/>
+          <w:numId w:val="2"/>
+        </w:numPr>
+        <w:spacing w:after="80"/>
+      </w:pPr>
+      <w:r>
+        <w:rPr>
+          <w:rFonts w:ascii="Calibri" w:cs="Calibri" w:eastAsia="Calibri" w:hAnsi="Calibri"/>
+          <w:sz w:val="22"/>
+          <w:szCs w:val="22"/>
+        </w:rPr>
+        <w:t xml:space="preserve">Numeric check at θ = π/3: e^{jπ/3} = 0.5 + 0.866j, e^{−jπ/3} = 0.5 − 0.866j. Sum = 1, so cos = 1/2 ✓. Difference = 1.732j, divided by 2j gives 0.866 = sin(π/3) ✓.</w:t>
+      </w:r>
+    </w:p>
+    <w:p>
+      <w:pPr>
+        <w:pStyle w:val="ListParagraph"/>
+        <w:numPr>
+          <w:ilvl w:val="0"/>
+          <w:numId w:val="2"/>
+        </w:numPr>
+        <w:spacing w:after="80"/>
+      </w:pPr>
+      <w:r>
+        <w:rPr>
+          <w:rFonts w:ascii="Calibri" w:cs="Calibri" w:eastAsia="Calibri" w:hAnsi="Calibri"/>
+          <w:sz w:val="22"/>
+          <w:szCs w:val="22"/>
+        </w:rPr>
+        <w:t xml:space="preserve">These reappear constantly in phasor and Fourier analysis.</w:t>
       </w:r>
     </w:p>
     <w:p>
@@ -774,61 +1014,133 @@
           <w:sz w:val="22"/>
           <w:szCs w:val="22"/>
         </w:rPr>
-        <w:t xml:space="preserve">Write z = ρe^{jα} (ρ = |z| ≥ 0, α = ∠z) and v = |v|e^{j∠v}. Then zⁿ = ρⁿe^{jnα} = |v|e^{j∠v}.</w:t>
-      </w:r>
-    </w:p>
-    <w:p>
-      <w:pPr>
-        <w:pStyle w:val="ListParagraph"/>
-        <w:numPr>
-          <w:ilvl w:val="0"/>
-          <w:numId w:val="2"/>
-        </w:numPr>
-        <w:spacing w:after="80"/>
-      </w:pPr>
-      <w:r>
-        <w:rPr>
-          <w:rFonts w:ascii="Calibri" w:cs="Calibri" w:eastAsia="Calibri" w:hAnsi="Calibri"/>
-          <w:sz w:val="22"/>
-          <w:szCs w:val="22"/>
-        </w:rPr>
-        <w:t xml:space="preserve">Match moduli: ρⁿ = |v|, so ρ = |v|^{1/n}. Match angles: nα = ∠v + 2kπ, because e^{j2kπ} = 1, so α = (∠v + 2kπ)/n.</w:t>
-      </w:r>
-    </w:p>
-    <w:p>
-      <w:pPr>
-        <w:pStyle w:val="ListParagraph"/>
-        <w:numPr>
-          <w:ilvl w:val="0"/>
-          <w:numId w:val="2"/>
-        </w:numPr>
-        <w:spacing w:after="80"/>
-      </w:pPr>
-      <w:r>
-        <w:rPr>
-          <w:rFonts w:ascii="Calibri" w:cs="Calibri" w:eastAsia="Calibri" w:hAnsi="Calibri"/>
-          <w:sz w:val="22"/>
-          <w:szCs w:val="22"/>
-        </w:rPr>
-        <w:t xml:space="preserve">Result z_k = |v|^{1/n}e^{jθ_k}, θ_k = (∠v + 2kπ)/n, k = 0, …, n−1. Consecutive angles differ by 2π/n.</w:t>
-      </w:r>
-    </w:p>
-    <w:p>
-      <w:pPr>
-        <w:pStyle w:val="ListParagraph"/>
-        <w:numPr>
-          <w:ilvl w:val="0"/>
-          <w:numId w:val="2"/>
-        </w:numPr>
-        <w:spacing w:after="80"/>
-      </w:pPr>
-      <w:r>
-        <w:rPr>
-          <w:rFonts w:ascii="Calibri" w:cs="Calibri" w:eastAsia="Calibri" w:hAnsi="Calibri"/>
-          <w:sz w:val="22"/>
-          <w:szCs w:val="22"/>
-        </w:rPr>
-        <w:t xml:space="preserve">Why only k = 0..n−1: k + n adds 2π to θ_k, returning to the same point.</w:t>
+        <w:t xml:space="preserve">Goal: solve zⁿ = v for all complex z (n a positive integer, v a given complex number).</w:t>
+      </w:r>
+    </w:p>
+    <w:p>
+      <w:pPr>
+        <w:pStyle w:val="ListParagraph"/>
+        <w:numPr>
+          <w:ilvl w:val="0"/>
+          <w:numId w:val="2"/>
+        </w:numPr>
+        <w:spacing w:after="80"/>
+      </w:pPr>
+      <w:r>
+        <w:rPr>
+          <w:rFonts w:ascii="Calibri" w:cs="Calibri" w:eastAsia="Calibri" w:hAnsi="Calibri"/>
+          <w:sz w:val="22"/>
+          <w:szCs w:val="22"/>
+        </w:rPr>
+        <w:t xml:space="preserve">Step 1 — write both sides in exponential form: z = ρe^{jα} (unknowns ρ = |z| ≥ 0 and α = ∠z), v = |v|e^{j∠v}.</w:t>
+      </w:r>
+    </w:p>
+    <w:p>
+      <w:pPr>
+        <w:pStyle w:val="ListParagraph"/>
+        <w:numPr>
+          <w:ilvl w:val="0"/>
+          <w:numId w:val="2"/>
+        </w:numPr>
+        <w:spacing w:after="80"/>
+      </w:pPr>
+      <w:r>
+        <w:rPr>
+          <w:rFonts w:ascii="Calibri" w:cs="Calibri" w:eastAsia="Calibri" w:hAnsi="Calibri"/>
+          <w:sz w:val="22"/>
+          <w:szCs w:val="22"/>
+        </w:rPr>
+        <w:t xml:space="preserve">Step 2 — raise z to the n-th power: zⁿ = ρⁿ e^{jnα} (n copies of the angle add up).</w:t>
+      </w:r>
+    </w:p>
+    <w:p>
+      <w:pPr>
+        <w:pStyle w:val="ListParagraph"/>
+        <w:numPr>
+          <w:ilvl w:val="0"/>
+          <w:numId w:val="2"/>
+        </w:numPr>
+        <w:spacing w:after="80"/>
+      </w:pPr>
+      <w:r>
+        <w:rPr>
+          <w:rFonts w:ascii="Calibri" w:cs="Calibri" w:eastAsia="Calibri" w:hAnsi="Calibri"/>
+          <w:sz w:val="22"/>
+          <w:szCs w:val="22"/>
+        </w:rPr>
+        <w:t xml:space="preserve">Step 3 — equate: ρⁿ e^{jnα} = |v| e^{j∠v}.</w:t>
+      </w:r>
+    </w:p>
+    <w:p>
+      <w:pPr>
+        <w:pStyle w:val="ListParagraph"/>
+        <w:numPr>
+          <w:ilvl w:val="0"/>
+          <w:numId w:val="2"/>
+        </w:numPr>
+        <w:spacing w:after="80"/>
+      </w:pPr>
+      <w:r>
+        <w:rPr>
+          <w:rFonts w:ascii="Calibri" w:cs="Calibri" w:eastAsia="Calibri" w:hAnsi="Calibri"/>
+          <w:sz w:val="22"/>
+          <w:szCs w:val="22"/>
+        </w:rPr>
+        <w:t xml:space="preserve">Step 4 — match moduli: ρⁿ = |v|, so ρ = |v|^{1/n} (the positive real n-th root).</w:t>
+      </w:r>
+    </w:p>
+    <w:p>
+      <w:pPr>
+        <w:pStyle w:val="ListParagraph"/>
+        <w:numPr>
+          <w:ilvl w:val="0"/>
+          <w:numId w:val="2"/>
+        </w:numPr>
+        <w:spacing w:after="80"/>
+      </w:pPr>
+      <w:r>
+        <w:rPr>
+          <w:rFonts w:ascii="Calibri" w:cs="Calibri" w:eastAsia="Calibri" w:hAnsi="Calibri"/>
+          <w:sz w:val="22"/>
+          <w:szCs w:val="22"/>
+        </w:rPr>
+        <w:t xml:space="preserve">Step 5 — match angles. Angles that differ by a multiple of 2π give the same number (e^{j2kπ} = 1), so nα = ∠v + 2kπ for any integer k, hence α = (∠v + 2kπ)/n.</w:t>
+      </w:r>
+    </w:p>
+    <w:p>
+      <w:pPr>
+        <w:pStyle w:val="ListParagraph"/>
+        <w:numPr>
+          <w:ilvl w:val="0"/>
+          <w:numId w:val="2"/>
+        </w:numPr>
+        <w:spacing w:after="80"/>
+      </w:pPr>
+      <w:r>
+        <w:rPr>
+          <w:rFonts w:ascii="Calibri" w:cs="Calibri" w:eastAsia="Calibri" w:hAnsi="Calibri"/>
+          <w:sz w:val="22"/>
+          <w:szCs w:val="22"/>
+        </w:rPr>
+        <w:t xml:space="preserve">Step 6 — which k? k = 0, 1, …, n−1 give n different angles. k + n adds n(2π/n) = 2π to the angle, which returns to the same point, so no new roots appear.</w:t>
+      </w:r>
+    </w:p>
+    <w:p>
+      <w:pPr>
+        <w:pStyle w:val="ListParagraph"/>
+        <w:numPr>
+          <w:ilvl w:val="0"/>
+          <w:numId w:val="2"/>
+        </w:numPr>
+        <w:spacing w:after="80"/>
+      </w:pPr>
+      <w:r>
+        <w:rPr>
+          <w:rFonts w:ascii="Calibri" w:cs="Calibri" w:eastAsia="Calibri" w:hAnsi="Calibri"/>
+          <w:sz w:val="22"/>
+          <w:szCs w:val="22"/>
+        </w:rPr>
+        <w:t xml:space="preserve">Result: z_k = |v|^{1/n} e^{jθ_k}, θ_k = (∠v + 2kπ)/n. All roots have the same modulus and consecutive roots are 2π/n apart: they form a regular n-gon.</w:t>
       </w:r>
     </w:p>
     <w:p>
@@ -876,71 +1188,115 @@
           <w:sz w:val="22"/>
           <w:szCs w:val="22"/>
         </w:rPr>
-        <w:t xml:space="preserve">Set up: |j| = √(0² + 1²) = 1, ∠j = π/2, ρ = 1^{1/4} = 1 (unit circle).</w:t>
-      </w:r>
-    </w:p>
-    <w:p>
-      <w:pPr>
-        <w:pStyle w:val="ListParagraph"/>
-        <w:numPr>
-          <w:ilvl w:val="0"/>
-          <w:numId w:val="2"/>
-        </w:numPr>
-        <w:spacing w:after="80"/>
-      </w:pPr>
-      <w:r>
-        <w:rPr>
-          <w:rFonts w:ascii="Calibri" w:cs="Calibri" w:eastAsia="Calibri" w:hAnsi="Calibri"/>
-          <w:sz w:val="22"/>
-          <w:szCs w:val="22"/>
-        </w:rPr>
-        <w:t xml:space="preserve">Angles: θ_k = (π/2 + 2kπ)/4 = π/8 + kπ/2. θ₀ = π/8; θ₁ = π/8 + 4π/8 = 5π/8; θ₂ = π/8 + 8π/8 = 9π/8; θ₃ = π/8 + 12π/8 = 13π/8.</w:t>
-      </w:r>
-    </w:p>
-    <w:p>
-      <w:pPr>
-        <w:pStyle w:val="ListParagraph"/>
-        <w:numPr>
-          <w:ilvl w:val="0"/>
-          <w:numId w:val="2"/>
-        </w:numPr>
-        <w:spacing w:after="80"/>
-      </w:pPr>
-      <w:r>
-        <w:rPr>
-          <w:rFonts w:ascii="Calibri" w:cs="Calibri" w:eastAsia="Calibri" w:hAnsi="Calibri"/>
-          <w:sz w:val="22"/>
-          <w:szCs w:val="22"/>
-        </w:rPr>
-        <w:t xml:space="preserve">Check one root: (e^{jπ/8})⁴ = e^{j4π/8} = e^{jπ/2} = j.</w:t>
-      </w:r>
-    </w:p>
-    <w:p>
-      <w:pPr>
-        <w:pBdr>
-          <w:left w:val="single" w:color="7A1A1A" w:sz="18" w:space="8"/>
-        </w:pBdr>
-        <w:spacing w:after="140" w:before="100"/>
-        <w:ind w:left="360"/>
-      </w:pPr>
-      <w:r>
-        <w:rPr>
-          <w:rFonts w:ascii="Calibri" w:cs="Calibri" w:eastAsia="Calibri" w:hAnsi="Calibri"/>
-          <w:b/>
-          <w:bCs/>
-          <w:color w:val="7A1A1A"/>
-          <w:sz w:val="22"/>
-          <w:szCs w:val="22"/>
-        </w:rPr>
-        <w:t xml:space="preserve">Figure (regenerated from the notebook root code): </w:t>
-      </w:r>
-      <w:r>
-        <w:rPr>
-          <w:rFonts w:ascii="Calibri" w:cs="Calibri" w:eastAsia="Calibri" w:hAnsi="Calibri"/>
-          <w:sz w:val="22"/>
-          <w:szCs w:val="22"/>
-        </w:rPr>
-        <w:t xml:space="preserve">Unit circle with the four roots drawn as dots, each labelled with its angle and coordinates, and j marked by a square. Point to π/8 first, then show each next dot is π/2 further around. About 4 min for the slide.</w:t>
+        <w:t xml:space="preserve">Given: z⁴ = j. Here n = 4 and v = j. Step 1 — modulus: |j| = √(0² + 1²) = 1; angle ∠j = π/2 (straight up).</w:t>
+      </w:r>
+    </w:p>
+    <w:p>
+      <w:pPr>
+        <w:pStyle w:val="ListParagraph"/>
+        <w:numPr>
+          <w:ilvl w:val="0"/>
+          <w:numId w:val="2"/>
+        </w:numPr>
+        <w:spacing w:after="80"/>
+      </w:pPr>
+      <w:r>
+        <w:rPr>
+          <w:rFonts w:ascii="Calibri" w:cs="Calibri" w:eastAsia="Calibri" w:hAnsi="Calibri"/>
+          <w:sz w:val="22"/>
+          <w:szCs w:val="22"/>
+        </w:rPr>
+        <w:t xml:space="preserve">Step 2 — root modulus: ρ = 1^{1/4} = 1, so every root is on the unit circle.</w:t>
+      </w:r>
+    </w:p>
+    <w:p>
+      <w:pPr>
+        <w:pStyle w:val="ListParagraph"/>
+        <w:numPr>
+          <w:ilvl w:val="0"/>
+          <w:numId w:val="2"/>
+        </w:numPr>
+        <w:spacing w:after="80"/>
+      </w:pPr>
+      <w:r>
+        <w:rPr>
+          <w:rFonts w:ascii="Calibri" w:cs="Calibri" w:eastAsia="Calibri" w:hAnsi="Calibri"/>
+          <w:sz w:val="22"/>
+          <w:szCs w:val="22"/>
+        </w:rPr>
+        <w:t xml:space="preserve">Step 3 — angle formula: θ_k = (π/2 + 2kπ)/4 = π/8 + kπ/2 (divide each term by 4).</w:t>
+      </w:r>
+    </w:p>
+    <w:p>
+      <w:pPr>
+        <w:pStyle w:val="ListParagraph"/>
+        <w:numPr>
+          <w:ilvl w:val="0"/>
+          <w:numId w:val="2"/>
+        </w:numPr>
+        <w:spacing w:after="80"/>
+      </w:pPr>
+      <w:r>
+        <w:rPr>
+          <w:rFonts w:ascii="Calibri" w:cs="Calibri" w:eastAsia="Calibri" w:hAnsi="Calibri"/>
+          <w:sz w:val="22"/>
+          <w:szCs w:val="22"/>
+        </w:rPr>
+        <w:t xml:space="preserve">Step 4 — each k: θ₀ = π/8 (22.5°). θ₁ = π/8 + π/2 = π/8 + 4π/8 = 5π/8 (112.5°). θ₂ = π/8 + π = π/8 + 8π/8 = 9π/8 (202.5°). θ₃ = π/8 + 3π/2 = π/8 + 12π/8 = 13π/8 (292.5°).</w:t>
+      </w:r>
+    </w:p>
+    <w:p>
+      <w:pPr>
+        <w:pStyle w:val="ListParagraph"/>
+        <w:numPr>
+          <w:ilvl w:val="0"/>
+          <w:numId w:val="2"/>
+        </w:numPr>
+        <w:spacing w:after="80"/>
+      </w:pPr>
+      <w:r>
+        <w:rPr>
+          <w:rFonts w:ascii="Calibri" w:cs="Calibri" w:eastAsia="Calibri" w:hAnsi="Calibri"/>
+          <w:sz w:val="22"/>
+          <w:szCs w:val="22"/>
+        </w:rPr>
+        <w:t xml:space="preserve">Step 5 — Cartesian values (cos π/8 = 0.9239, sin π/8 = 0.3827): z₀ = 0.9239 + 0.3827j; z₁ = −0.3827 + 0.9239j; z₂ = −0.9239 − 0.3827j; z₃ = 0.3827 − 0.9239j.</w:t>
+      </w:r>
+    </w:p>
+    <w:p>
+      <w:pPr>
+        <w:pStyle w:val="ListParagraph"/>
+        <w:numPr>
+          <w:ilvl w:val="0"/>
+          <w:numId w:val="2"/>
+        </w:numPr>
+        <w:spacing w:after="80"/>
+      </w:pPr>
+      <w:r>
+        <w:rPr>
+          <w:rFonts w:ascii="Calibri" w:cs="Calibri" w:eastAsia="Calibri" w:hAnsi="Calibri"/>
+          <w:sz w:val="22"/>
+          <w:szCs w:val="22"/>
+        </w:rPr>
+        <w:t xml:space="preserve">Check all four: z_k⁴ has modulus 1 and angle 4θ_k = π/2 + 2kπ, i.e. π/2, 5π/2, 9π/2, 13π/2, every one a multiple of 2π away from π/2, so z_k⁴ = e^{jπ/2} = j ✓. For z₀: (e^{jπ/8})⁴ = e^{j4π/8} = e^{jπ/2} = j.</w:t>
+      </w:r>
+    </w:p>
+    <w:p>
+      <w:pPr>
+        <w:pStyle w:val="ListParagraph"/>
+        <w:numPr>
+          <w:ilvl w:val="0"/>
+          <w:numId w:val="2"/>
+        </w:numPr>
+        <w:spacing w:after="80"/>
+      </w:pPr>
+      <w:r>
+        <w:rPr>
+          <w:rFonts w:ascii="Calibri" w:cs="Calibri" w:eastAsia="Calibri" w:hAnsi="Calibri"/>
+          <w:sz w:val="22"/>
+          <w:szCs w:val="22"/>
+        </w:rPr>
+        <w:t xml:space="preserve">Figure: four dots on the unit circle. Point to π/8 first; each next dot is π/2 further. About 4 min.</w:t>
       </w:r>
     </w:p>
     <w:p>
@@ -988,25 +1344,25 @@
           <w:sz w:val="22"/>
           <w:szCs w:val="22"/>
         </w:rPr>
-        <w:t xml:space="preserve">Timing: about 5 min (eyebrow shows it).</w:t>
-      </w:r>
-    </w:p>
-    <w:p>
-      <w:pPr>
-        <w:pStyle w:val="ListParagraph"/>
-        <w:numPr>
-          <w:ilvl w:val="0"/>
-          <w:numId w:val="2"/>
-        </w:numPr>
-        <w:spacing w:after="80"/>
-      </w:pPr>
-      <w:r>
-        <w:rPr>
-          <w:rFonts w:ascii="Calibri" w:cs="Calibri" w:eastAsia="Calibri" w:hAnsi="Calibri"/>
-          <w:sz w:val="22"/>
-          <w:szCs w:val="22"/>
-        </w:rPr>
-        <w:t xml:space="preserve">Three prompts: write −8 as 8e^{jπ} (what are |−8| and ∠(−8)?); modulus |−8|^{1/3} = 2; angles θ_k = (π + 2kπ)/3, k = 0, 1, 2.</w:t>
+        <w:t xml:space="preserve">Timing about 5 min. Task: find and sketch the three roots of z³ = −8.</w:t>
+      </w:r>
+    </w:p>
+    <w:p>
+      <w:pPr>
+        <w:pStyle w:val="ListParagraph"/>
+        <w:numPr>
+          <w:ilvl w:val="0"/>
+          <w:numId w:val="2"/>
+        </w:numPr>
+        <w:spacing w:after="80"/>
+      </w:pPr>
+      <w:r>
+        <w:rPr>
+          <w:rFonts w:ascii="Calibri" w:cs="Calibri" w:eastAsia="Calibri" w:hAnsi="Calibri"/>
+          <w:sz w:val="22"/>
+          <w:szCs w:val="22"/>
+        </w:rPr>
+        <w:t xml:space="preserve">Steps on the slide: write −8 = 8e^{jπ} (what are |−8| and ∠(−8)?); the root modulus is 8^{1/3} = 2; the angles are θ_k = (π + 2kπ)/3, k = 0, 1, 2.</w:t>
       </w:r>
     </w:p>
     <w:p>
@@ -1072,25 +1428,79 @@
           <w:sz w:val="22"/>
           <w:szCs w:val="22"/>
         </w:rPr>
-        <w:t xml:space="preserve">Set up: |−8| = 8, ∠(−8) = π (negative real axis), so −8 = 8e^{jπ} and |z| = 8^{1/3} = 2.</w:t>
-      </w:r>
-    </w:p>
-    <w:p>
-      <w:pPr>
-        <w:pStyle w:val="ListParagraph"/>
-        <w:numPr>
-          <w:ilvl w:val="0"/>
-          <w:numId w:val="2"/>
-        </w:numPr>
-        <w:spacing w:after="80"/>
-      </w:pPr>
-      <w:r>
-        <w:rPr>
-          <w:rFonts w:ascii="Calibri" w:cs="Calibri" w:eastAsia="Calibri" w:hAnsi="Calibri"/>
-          <w:sz w:val="22"/>
-          <w:szCs w:val="22"/>
-        </w:rPr>
-        <w:t xml:space="preserve">Angles: θ₀ = π/3, θ₁ = 3π/3 = π, θ₂ = 5π/3. The diagram shows the three roots on the radius-2 circle, 2π/3 apart.</w:t>
+        <w:t xml:space="preserve">Step 1 — |−8| = 8. The point −8 lies on the negative real axis, so ∠(−8) = π. Hence −8 = 8e^{jπ}.</w:t>
+      </w:r>
+    </w:p>
+    <w:p>
+      <w:pPr>
+        <w:pStyle w:val="ListParagraph"/>
+        <w:numPr>
+          <w:ilvl w:val="0"/>
+          <w:numId w:val="2"/>
+        </w:numPr>
+        <w:spacing w:after="80"/>
+      </w:pPr>
+      <w:r>
+        <w:rPr>
+          <w:rFonts w:ascii="Calibri" w:cs="Calibri" w:eastAsia="Calibri" w:hAnsi="Calibri"/>
+          <w:sz w:val="22"/>
+          <w:szCs w:val="22"/>
+        </w:rPr>
+        <w:t xml:space="preserve">Step 2 — n = 3; modulus of each root: 8^{1/3} = 2 (because 2³ = 8).</w:t>
+      </w:r>
+    </w:p>
+    <w:p>
+      <w:pPr>
+        <w:pStyle w:val="ListParagraph"/>
+        <w:numPr>
+          <w:ilvl w:val="0"/>
+          <w:numId w:val="2"/>
+        </w:numPr>
+        <w:spacing w:after="80"/>
+      </w:pPr>
+      <w:r>
+        <w:rPr>
+          <w:rFonts w:ascii="Calibri" w:cs="Calibri" w:eastAsia="Calibri" w:hAnsi="Calibri"/>
+          <w:sz w:val="22"/>
+          <w:szCs w:val="22"/>
+        </w:rPr>
+        <w:t xml:space="preserve">Step 3 — angles θ_k = (π + 2kπ)/3. k = 0: π/3 (60°). k = 1: (π + 2π)/3 = 3π/3 = π (180°). k = 2: (π + 4π)/3 = 5π/3 (300°).</w:t>
+      </w:r>
+    </w:p>
+    <w:p>
+      <w:pPr>
+        <w:pStyle w:val="ListParagraph"/>
+        <w:numPr>
+          <w:ilvl w:val="0"/>
+          <w:numId w:val="2"/>
+        </w:numPr>
+        <w:spacing w:after="80"/>
+      </w:pPr>
+      <w:r>
+        <w:rPr>
+          <w:rFonts w:ascii="Calibri" w:cs="Calibri" w:eastAsia="Calibri" w:hAnsi="Calibri"/>
+          <w:sz w:val="22"/>
+          <w:szCs w:val="22"/>
+        </w:rPr>
+        <w:t xml:space="preserve">Step 4 — spacing check: π − π/3 = 2π/3, 5π/3 − π = 2π/3, and from 5π/3 around to π/3 + 2π = 7π/3 is 2π/3 ✓.</w:t>
+      </w:r>
+    </w:p>
+    <w:p>
+      <w:pPr>
+        <w:pStyle w:val="ListParagraph"/>
+        <w:numPr>
+          <w:ilvl w:val="0"/>
+          <w:numId w:val="2"/>
+        </w:numPr>
+        <w:spacing w:after="80"/>
+      </w:pPr>
+      <w:r>
+        <w:rPr>
+          <w:rFonts w:ascii="Calibri" w:cs="Calibri" w:eastAsia="Calibri" w:hAnsi="Calibri"/>
+          <w:sz w:val="22"/>
+          <w:szCs w:val="22"/>
+        </w:rPr>
+        <w:t xml:space="preserve">Figure: three roots on the radius-2 circle, 120° apart. Cartesian form and the check are on the next slide.</w:t>
       </w:r>
     </w:p>
     <w:p>
@@ -1138,43 +1548,97 @@
           <w:sz w:val="22"/>
           <w:szCs w:val="22"/>
         </w:rPr>
-        <w:t xml:space="preserve">z₀ = 2(cos π/3 + j sin π/3) = 2(1/2 + j√3/2) = 1 + j√3. z₁ = 2(cos π + j sin π) = 2(−1 + 0j) = −2. z₂ = 2(cos 5π/3 + j sin 5π/3) = 2(1/2 − j√3/2) = 1 − j√3.</w:t>
-      </w:r>
-    </w:p>
-    <w:p>
-      <w:pPr>
-        <w:pStyle w:val="ListParagraph"/>
-        <w:numPr>
-          <w:ilvl w:val="0"/>
-          <w:numId w:val="2"/>
-        </w:numPr>
-        <w:spacing w:after="80"/>
-      </w:pPr>
-      <w:r>
-        <w:rPr>
-          <w:rFonts w:ascii="Calibri" w:cs="Calibri" w:eastAsia="Calibri" w:hAnsi="Calibri"/>
-          <w:sz w:val="22"/>
-          <w:szCs w:val="22"/>
-        </w:rPr>
-        <w:t xml:space="preserve">Check: z_k³ = 2³e^{j3θ_k} = 8e^{j(π+2kπ)} = 8e^{jπ} = −8 for every k; directly (−2)³ = −8.</w:t>
-      </w:r>
-    </w:p>
-    <w:p>
-      <w:pPr>
-        <w:pStyle w:val="ListParagraph"/>
-        <w:numPr>
-          <w:ilvl w:val="0"/>
-          <w:numId w:val="2"/>
-        </w:numPr>
-        <w:spacing w:after="80"/>
-      </w:pPr>
-      <w:r>
-        <w:rPr>
-          <w:rFonts w:ascii="Calibri" w:cs="Calibri" w:eastAsia="Calibri" w:hAnsi="Calibri"/>
-          <w:sz w:val="22"/>
-          <w:szCs w:val="22"/>
-        </w:rPr>
-        <w:t xml:space="preserve">The roots form an equilateral triangle on |z| = 2.</w:t>
+        <w:t xml:space="preserve">Step 1 — z₀ = 2(cos π/3 + j sin π/3) = 2(1/2 + j√3/2) = 1 + j√3 = 1 + 1.732j.</w:t>
+      </w:r>
+    </w:p>
+    <w:p>
+      <w:pPr>
+        <w:pStyle w:val="ListParagraph"/>
+        <w:numPr>
+          <w:ilvl w:val="0"/>
+          <w:numId w:val="2"/>
+        </w:numPr>
+        <w:spacing w:after="80"/>
+      </w:pPr>
+      <w:r>
+        <w:rPr>
+          <w:rFonts w:ascii="Calibri" w:cs="Calibri" w:eastAsia="Calibri" w:hAnsi="Calibri"/>
+          <w:sz w:val="22"/>
+          <w:szCs w:val="22"/>
+        </w:rPr>
+        <w:t xml:space="preserve">Step 2 — z₁ = 2(cos π + j sin π) = 2(−1 + 0j) = −2.</w:t>
+      </w:r>
+    </w:p>
+    <w:p>
+      <w:pPr>
+        <w:pStyle w:val="ListParagraph"/>
+        <w:numPr>
+          <w:ilvl w:val="0"/>
+          <w:numId w:val="2"/>
+        </w:numPr>
+        <w:spacing w:after="80"/>
+      </w:pPr>
+      <w:r>
+        <w:rPr>
+          <w:rFonts w:ascii="Calibri" w:cs="Calibri" w:eastAsia="Calibri" w:hAnsi="Calibri"/>
+          <w:sz w:val="22"/>
+          <w:szCs w:val="22"/>
+        </w:rPr>
+        <w:t xml:space="preserve">Step 3 — z₂ = 2(cos 5π/3 + j sin 5π/3) = 2(1/2 − j√3/2) = 1 − j√3 = 1 − 1.732j (cos 300° = +1/2, sin 300° = −√3/2).</w:t>
+      </w:r>
+    </w:p>
+    <w:p>
+      <w:pPr>
+        <w:pStyle w:val="ListParagraph"/>
+        <w:numPr>
+          <w:ilvl w:val="0"/>
+          <w:numId w:val="2"/>
+        </w:numPr>
+        <w:spacing w:after="80"/>
+      </w:pPr>
+      <w:r>
+        <w:rPr>
+          <w:rFonts w:ascii="Calibri" w:cs="Calibri" w:eastAsia="Calibri" w:hAnsi="Calibri"/>
+          <w:sz w:val="22"/>
+          <w:szCs w:val="22"/>
+        </w:rPr>
+        <w:t xml:space="preserve">Check by cubing. Polar: z_k³ = 2³ e^{j3θ_k} = 8e^{j(π+2kπ)} = 8e^{jπ} = −8 for every k (e^{j2kπ} = 1).</w:t>
+      </w:r>
+    </w:p>
+    <w:p>
+      <w:pPr>
+        <w:pStyle w:val="ListParagraph"/>
+        <w:numPr>
+          <w:ilvl w:val="0"/>
+          <w:numId w:val="2"/>
+        </w:numPr>
+        <w:spacing w:after="80"/>
+      </w:pPr>
+      <w:r>
+        <w:rPr>
+          <w:rFonts w:ascii="Calibri" w:cs="Calibri" w:eastAsia="Calibri" w:hAnsi="Calibri"/>
+          <w:sz w:val="22"/>
+          <w:szCs w:val="22"/>
+        </w:rPr>
+        <w:t xml:space="preserve">Cartesian check of one root: (−2)³ = −8 ✓. And for z₀: modulus 2³ = 8, angle 3(π/3) = π, so 8e^{jπ} = −8 ✓. Moduli check: |1 + j√3| = √(1 + 3) = 2 ✓.</w:t>
+      </w:r>
+    </w:p>
+    <w:p>
+      <w:pPr>
+        <w:pStyle w:val="ListParagraph"/>
+        <w:numPr>
+          <w:ilvl w:val="0"/>
+          <w:numId w:val="2"/>
+        </w:numPr>
+        <w:spacing w:after="80"/>
+      </w:pPr>
+      <w:r>
+        <w:rPr>
+          <w:rFonts w:ascii="Calibri" w:cs="Calibri" w:eastAsia="Calibri" w:hAnsi="Calibri"/>
+          <w:sz w:val="22"/>
+          <w:szCs w:val="22"/>
+        </w:rPr>
+        <w:t xml:space="preserve">The angles π/3, π, 5π/3 are 2π/3 apart: an equilateral triangle on |z| = 2.</w:t>
       </w:r>
     </w:p>
     <w:p>
@@ -1209,48 +1673,56 @@
     </w:p>
     <w:p>
       <w:pPr>
-        <w:pBdr>
-          <w:left w:val="single" w:color="7A1A1A" w:sz="18" w:space="8"/>
-        </w:pBdr>
-        <w:spacing w:after="140" w:before="100"/>
-        <w:ind w:left="360"/>
-      </w:pPr>
-      <w:r>
-        <w:rPr>
-          <w:rFonts w:ascii="Calibri" w:cs="Calibri" w:eastAsia="Calibri" w:hAnsi="Calibri"/>
-          <w:b/>
-          <w:bCs/>
-          <w:color w:val="7A1A1A"/>
-          <w:sz w:val="22"/>
-          <w:szCs w:val="22"/>
-        </w:rPr>
-        <w:t xml:space="preserve">Figure (notebook cell 11): </w:t>
-      </w:r>
-      <w:r>
-        <w:rPr>
-          <w:rFonts w:ascii="Calibri" w:cs="Calibri" w:eastAsia="Calibri" w:hAnsi="Calibri"/>
-          <w:sz w:val="22"/>
-          <w:szCs w:val="22"/>
-        </w:rPr>
-        <w:t xml:space="preserve">Left panel: four roots of z⁴ = j on |z| = 1. Right panel: three roots of z³ = −8 on |z| = 2, including the real root −2. Point out the spacing 2π/4 = π/2 versus 2π/3, and the modulus |v|^{1/n}.</w:t>
-      </w:r>
-    </w:p>
-    <w:p>
-      <w:pPr>
-        <w:pStyle w:val="ListParagraph"/>
-        <w:numPr>
-          <w:ilvl w:val="0"/>
-          <w:numId w:val="2"/>
-        </w:numPr>
-        <w:spacing w:after="80"/>
-      </w:pPr>
-      <w:r>
-        <w:rPr>
-          <w:rFonts w:ascii="Calibri" w:cs="Calibri" w:eastAsia="Calibri" w:hAnsi="Calibri"/>
-          <w:sz w:val="22"/>
-          <w:szCs w:val="22"/>
-        </w:rPr>
-        <w:t xml:space="preserve">Note the right panel's axis ticks run to ±2, which is the visual meaning of radius 2.</w:t>
+        <w:pStyle w:val="ListParagraph"/>
+        <w:numPr>
+          <w:ilvl w:val="0"/>
+          <w:numId w:val="2"/>
+        </w:numPr>
+        <w:spacing w:after="80"/>
+      </w:pPr>
+      <w:r>
+        <w:rPr>
+          <w:rFonts w:ascii="Calibri" w:cs="Calibri" w:eastAsia="Calibri" w:hAnsi="Calibri"/>
+          <w:sz w:val="22"/>
+          <w:szCs w:val="22"/>
+        </w:rPr>
+        <w:t xml:space="preserve">Left panel: four roots of z⁴ = j on |z| = 1, spacing 2π/4 = π/2 = 90°. Right panel: three roots of z³ = −8 on |z| = 2, spacing 2π/3 = 120°, including the real root −2.</w:t>
+      </w:r>
+    </w:p>
+    <w:p>
+      <w:pPr>
+        <w:pStyle w:val="ListParagraph"/>
+        <w:numPr>
+          <w:ilvl w:val="0"/>
+          <w:numId w:val="2"/>
+        </w:numPr>
+        <w:spacing w:after="80"/>
+      </w:pPr>
+      <w:r>
+        <w:rPr>
+          <w:rFonts w:ascii="Calibri" w:cs="Calibri" w:eastAsia="Calibri" w:hAnsi="Calibri"/>
+          <w:sz w:val="22"/>
+          <w:szCs w:val="22"/>
+        </w:rPr>
+        <w:t xml:space="preserve">Same rule both times: modulus |v|^{1/n} (1^{1/4} = 1 and 8^{1/3} = 2), angular spacing 2π/n.</w:t>
+      </w:r>
+    </w:p>
+    <w:p>
+      <w:pPr>
+        <w:pStyle w:val="ListParagraph"/>
+        <w:numPr>
+          <w:ilvl w:val="0"/>
+          <w:numId w:val="2"/>
+        </w:numPr>
+        <w:spacing w:after="80"/>
+      </w:pPr>
+      <w:r>
+        <w:rPr>
+          <w:rFonts w:ascii="Calibri" w:cs="Calibri" w:eastAsia="Calibri" w:hAnsi="Calibri"/>
+          <w:sz w:val="22"/>
+          <w:szCs w:val="22"/>
+        </w:rPr>
+        <w:t xml:space="preserve">The right panel's axis ticks run to ±2: that is the visual meaning of radius 2.</w:t>
       </w:r>
     </w:p>
     <w:p>
@@ -1298,61 +1770,97 @@
           <w:sz w:val="22"/>
           <w:szCs w:val="22"/>
         </w:rPr>
-        <w:t xml:space="preserve">Periodicity: cos(θ + 2π) = cosθ, sin(θ + 2π) = sinθ, since e^{j(θ+2π)} = e^{jθ}e^{j2π} = e^{jθ}.</w:t>
-      </w:r>
-    </w:p>
-    <w:p>
-      <w:pPr>
-        <w:pStyle w:val="ListParagraph"/>
-        <w:numPr>
-          <w:ilvl w:val="0"/>
-          <w:numId w:val="2"/>
-        </w:numPr>
-        <w:spacing w:after="80"/>
-      </w:pPr>
-      <w:r>
-        <w:rPr>
-          <w:rFonts w:ascii="Calibri" w:cs="Calibri" w:eastAsia="Calibri" w:hAnsi="Calibri"/>
-          <w:sz w:val="22"/>
-          <w:szCs w:val="22"/>
-        </w:rPr>
-        <w:t xml:space="preserve">Symmetry: cos(−θ) = cosθ (even), sin(−θ) = −sinθ (odd); reflection θ → −θ conjugates the point.</w:t>
-      </w:r>
-    </w:p>
-    <w:p>
-      <w:pPr>
-        <w:pStyle w:val="ListParagraph"/>
-        <w:numPr>
-          <w:ilvl w:val="0"/>
-          <w:numId w:val="2"/>
-        </w:numPr>
-        <w:spacing w:after="80"/>
-      </w:pPr>
-      <w:r>
-        <w:rPr>
-          <w:rFonts w:ascii="Calibri" w:cs="Calibri" w:eastAsia="Calibri" w:hAnsi="Calibri"/>
-          <w:sz w:val="22"/>
-          <w:szCs w:val="22"/>
-        </w:rPr>
-        <w:t xml:space="preserve">Quarter-shift: sinθ = cos(θ − π/2), from cos(a − b) = cos a cos b + sin a sin b with b = π/2: cosθ·0 + sinθ·1.</w:t>
-      </w:r>
-    </w:p>
-    <w:p>
-      <w:pPr>
-        <w:pStyle w:val="ListParagraph"/>
-        <w:numPr>
-          <w:ilvl w:val="0"/>
-          <w:numId w:val="2"/>
-        </w:numPr>
-        <w:spacing w:after="80"/>
-      </w:pPr>
-      <w:r>
-        <w:rPr>
-          <w:rFonts w:ascii="Calibri" w:cs="Calibri" w:eastAsia="Calibri" w:hAnsi="Calibri"/>
-          <w:sz w:val="22"/>
-          <w:szCs w:val="22"/>
-        </w:rPr>
-        <w:t xml:space="preserve">Half-shift: cos(θ + π) = cosθ(−1) − sinθ·0 = −cosθ; likewise sin(θ + π) = −sinθ.</w:t>
+        <w:t xml:space="preserve">Notation: 'even' means f(−θ) = f(θ) (mirror image about the vertical axis); 'odd' means f(−θ) = −f(θ).</w:t>
+      </w:r>
+    </w:p>
+    <w:p>
+      <w:pPr>
+        <w:pStyle w:val="ListParagraph"/>
+        <w:numPr>
+          <w:ilvl w:val="0"/>
+          <w:numId w:val="2"/>
+        </w:numPr>
+        <w:spacing w:after="80"/>
+      </w:pPr>
+      <w:r>
+        <w:rPr>
+          <w:rFonts w:ascii="Calibri" w:cs="Calibri" w:eastAsia="Calibri" w:hAnsi="Calibri"/>
+          <w:sz w:val="22"/>
+          <w:szCs w:val="22"/>
+        </w:rPr>
+        <w:t xml:space="preserve">Periodicity. Step 1 — e^{j(θ+2π)} = e^{jθ}e^{j2π}. Step 2 — e^{j2π} = cos 2π + j sin 2π = 1 + 0j = 1. So cos(θ+2π) = cos θ and sin(θ+2π) = sin θ.</w:t>
+      </w:r>
+    </w:p>
+    <w:p>
+      <w:pPr>
+        <w:pStyle w:val="ListParagraph"/>
+        <w:numPr>
+          <w:ilvl w:val="0"/>
+          <w:numId w:val="2"/>
+        </w:numPr>
+        <w:spacing w:after="80"/>
+      </w:pPr>
+      <w:r>
+        <w:rPr>
+          <w:rFonts w:ascii="Calibri" w:cs="Calibri" w:eastAsia="Calibri" w:hAnsi="Calibri"/>
+          <w:sz w:val="22"/>
+          <w:szCs w:val="22"/>
+        </w:rPr>
+        <w:t xml:space="preserve">Symmetry. Step 3 — on the unit circle the point at angle −θ is the mirror image of the point at angle θ across the horizontal axis: same x, opposite y. So cos(−θ) = cos θ (even) and sin(−θ) = −sin θ (odd); equivalently e^{−jθ} = cos θ − j sin θ is the conjugate of e^{jθ}.</w:t>
+      </w:r>
+    </w:p>
+    <w:p>
+      <w:pPr>
+        <w:pStyle w:val="ListParagraph"/>
+        <w:numPr>
+          <w:ilvl w:val="0"/>
+          <w:numId w:val="2"/>
+        </w:numPr>
+        <w:spacing w:after="80"/>
+      </w:pPr>
+      <w:r>
+        <w:rPr>
+          <w:rFonts w:ascii="Calibri" w:cs="Calibri" w:eastAsia="Calibri" w:hAnsi="Calibri"/>
+          <w:sz w:val="22"/>
+          <w:szCs w:val="22"/>
+        </w:rPr>
+        <w:t xml:space="preserve">Quarter-shift. Step 4 — cos(a − b) = cos a cos b + sin a sin b with a = θ, b = π/2: cos(θ − π/2) = cos θ · 0 + sin θ · 1 = sin θ.</w:t>
+      </w:r>
+    </w:p>
+    <w:p>
+      <w:pPr>
+        <w:pStyle w:val="ListParagraph"/>
+        <w:numPr>
+          <w:ilvl w:val="0"/>
+          <w:numId w:val="2"/>
+        </w:numPr>
+        <w:spacing w:after="80"/>
+      </w:pPr>
+      <w:r>
+        <w:rPr>
+          <w:rFonts w:ascii="Calibri" w:cs="Calibri" w:eastAsia="Calibri" w:hAnsi="Calibri"/>
+          <w:sz w:val="22"/>
+          <w:szCs w:val="22"/>
+        </w:rPr>
+        <w:t xml:space="preserve">Half-shift. Step 5 — cos(a + b) = cos a cos b − sin a sin b with b = π: cos(θ + π) = cos θ(−1) − sin θ(0) = −cos θ. Likewise sin(θ + π) = −sin θ.</w:t>
+      </w:r>
+    </w:p>
+    <w:p>
+      <w:pPr>
+        <w:pStyle w:val="ListParagraph"/>
+        <w:numPr>
+          <w:ilvl w:val="0"/>
+          <w:numId w:val="2"/>
+        </w:numPr>
+        <w:spacing w:after="80"/>
+      </w:pPr>
+      <w:r>
+        <w:rPr>
+          <w:rFonts w:ascii="Calibri" w:cs="Calibri" w:eastAsia="Calibri" w:hAnsi="Calibri"/>
+          <w:sz w:val="22"/>
+          <w:szCs w:val="22"/>
+        </w:rPr>
+        <w:t xml:space="preserve">Numeric check at θ = π/6: sin(π/6) = 0.5 and cos(π/6 − π/2) = cos(−π/3) = 0.5 ✓. cos(π/6 + π) = cos(210°) = −0.866 = −cos(π/6) ✓.</w:t>
       </w:r>
     </w:p>
     <w:p>
@@ -1387,48 +1895,74 @@
     </w:p>
     <w:p>
       <w:pPr>
-        <w:pBdr>
-          <w:left w:val="single" w:color="7A1A1A" w:sz="18" w:space="8"/>
-        </w:pBdr>
-        <w:spacing w:after="140" w:before="100"/>
-        <w:ind w:left="360"/>
-      </w:pPr>
-      <w:r>
-        <w:rPr>
-          <w:rFonts w:ascii="Calibri" w:cs="Calibri" w:eastAsia="Calibri" w:hAnsi="Calibri"/>
-          <w:b/>
-          <w:bCs/>
-          <w:color w:val="7A1A1A"/>
-          <w:sz w:val="22"/>
-          <w:szCs w:val="22"/>
-        </w:rPr>
-        <w:t xml:space="preserve">Figure (notebook cell 14): </w:t>
-      </w:r>
-      <w:r>
-        <w:rPr>
-          <w:rFonts w:ascii="Calibri" w:cs="Calibri" w:eastAsia="Calibri" w:hAnsi="Calibri"/>
-          <w:sz w:val="22"/>
-          <w:szCs w:val="22"/>
-        </w:rPr>
-        <w:t xml:space="preserve">Left cosθ starting at 1, right sinθ starting at 0, over 0 to 4π (two cycles). Point at the peak of sin near θ = π/2: sin is cos delayed by π/2.</w:t>
-      </w:r>
-    </w:p>
-    <w:p>
-      <w:pPr>
-        <w:pStyle w:val="ListParagraph"/>
-        <w:numPr>
-          <w:ilvl w:val="0"/>
-          <w:numId w:val="2"/>
-        </w:numPr>
-        <w:spacing w:after="80"/>
-      </w:pPr>
-      <w:r>
-        <w:rPr>
-          <w:rFonts w:ascii="Calibri" w:cs="Calibri" w:eastAsia="Calibri" w:hAnsi="Calibri"/>
-          <w:sz w:val="22"/>
-          <w:szCs w:val="22"/>
-        </w:rPr>
-        <w:t xml:space="preserve">Both repeat every 2π; cosine is even about 0, sine odd.</w:t>
+        <w:pStyle w:val="ListParagraph"/>
+        <w:numPr>
+          <w:ilvl w:val="0"/>
+          <w:numId w:val="2"/>
+        </w:numPr>
+        <w:spacing w:after="80"/>
+      </w:pPr>
+      <w:r>
+        <w:rPr>
+          <w:rFonts w:ascii="Calibri" w:cs="Calibri" w:eastAsia="Calibri" w:hAnsi="Calibri"/>
+          <w:sz w:val="22"/>
+          <w:szCs w:val="22"/>
+        </w:rPr>
+        <w:t xml:space="preserve">Data behind the figure: θ from 0 to 4π (two full cycles). Left plot cos θ, right plot sin θ.</w:t>
+      </w:r>
+    </w:p>
+    <w:p>
+      <w:pPr>
+        <w:pStyle w:val="ListParagraph"/>
+        <w:numPr>
+          <w:ilvl w:val="0"/>
+          <w:numId w:val="2"/>
+        </w:numPr>
+        <w:spacing w:after="80"/>
+      </w:pPr>
+      <w:r>
+        <w:rPr>
+          <w:rFonts w:ascii="Calibri" w:cs="Calibri" w:eastAsia="Calibri" w:hAnsi="Calibri"/>
+          <w:sz w:val="22"/>
+          <w:szCs w:val="22"/>
+        </w:rPr>
+        <w:t xml:space="preserve">Read off a few values to point at: cos 0 = 1, cos(π/2) = 0, cos π = −1, cos 2π = 1; sin 0 = 0, sin(π/2) = 1, sin π = 0, sin(3π/2) = −1.</w:t>
+      </w:r>
+    </w:p>
+    <w:p>
+      <w:pPr>
+        <w:pStyle w:val="ListParagraph"/>
+        <w:numPr>
+          <w:ilvl w:val="0"/>
+          <w:numId w:val="2"/>
+        </w:numPr>
+        <w:spacing w:after="80"/>
+      </w:pPr>
+      <w:r>
+        <w:rPr>
+          <w:rFonts w:ascii="Calibri" w:cs="Calibri" w:eastAsia="Calibri" w:hAnsi="Calibri"/>
+          <w:sz w:val="22"/>
+          <w:szCs w:val="22"/>
+        </w:rPr>
+        <w:t xml:space="preserve">Point at the first peak of sin at θ = π/2: that is where cos has its peak at 0, shifted right by π/2. So sin θ = cos(θ − π/2): sin is cos delayed by π/2.</w:t>
+      </w:r>
+    </w:p>
+    <w:p>
+      <w:pPr>
+        <w:pStyle w:val="ListParagraph"/>
+        <w:numPr>
+          <w:ilvl w:val="0"/>
+          <w:numId w:val="2"/>
+        </w:numPr>
+        <w:spacing w:after="80"/>
+      </w:pPr>
+      <w:r>
+        <w:rPr>
+          <w:rFonts w:ascii="Calibri" w:cs="Calibri" w:eastAsia="Calibri" w:hAnsi="Calibri"/>
+          <w:sz w:val="22"/>
+          <w:szCs w:val="22"/>
+        </w:rPr>
+        <w:t xml:space="preserve">Both repeat every 2π; cosine is even about θ = 0, sine is odd.</w:t>
       </w:r>
     </w:p>
     <w:p>
@@ -1476,43 +2010,79 @@
           <w:sz w:val="22"/>
           <w:szCs w:val="22"/>
         </w:rPr>
-        <w:t xml:space="preserve">x(t) = A cos(ωt + φ): amplitude A &gt; 0, angular frequency ω in rad/s, initial phase φ in rad (phase at t = 0), time t in s. Here ω is continuous-time frequency; discrete-time Ω comes later.</w:t>
-      </w:r>
-    </w:p>
-    <w:p>
-      <w:pPr>
-        <w:pStyle w:val="ListParagraph"/>
-        <w:numPr>
-          <w:ilvl w:val="0"/>
-          <w:numId w:val="2"/>
-        </w:numPr>
-        <w:spacing w:after="80"/>
-      </w:pPr>
-      <w:r>
-        <w:rPr>
-          <w:rFonts w:ascii="Calibri" w:cs="Calibri" w:eastAsia="Calibri" w:hAnsi="Calibri"/>
-          <w:sz w:val="22"/>
-          <w:szCs w:val="22"/>
-        </w:rPr>
-        <w:t xml:space="preserve">Period: x(t + T) = A cos(ωt + φ + ωT) repeats when ωT = 2π, so T = 2π/ω.</w:t>
-      </w:r>
-    </w:p>
-    <w:p>
-      <w:pPr>
-        <w:pStyle w:val="ListParagraph"/>
-        <w:numPr>
-          <w:ilvl w:val="0"/>
-          <w:numId w:val="2"/>
-        </w:numPr>
-        <w:spacing w:after="80"/>
-      </w:pPr>
-      <w:r>
-        <w:rPr>
-          <w:rFonts w:ascii="Calibri" w:cs="Calibri" w:eastAsia="Calibri" w:hAnsi="Calibri"/>
-          <w:sz w:val="22"/>
-          <w:szCs w:val="22"/>
-        </w:rPr>
-        <w:t xml:space="preserve">Cyclic frequency f = 1/T = ω/2π in Hz: one cycle takes T seconds, so 1/T cycles per second.</w:t>
+        <w:t xml:space="preserve">Notation: x(t) is the signal value at time t. A = amplitude (peak value, A &gt; 0), ω = angular frequency in rad/s, φ = initial phase in rad, t in seconds. ω is the continuous-time frequency; discrete-time Ω comes later.</w:t>
+      </w:r>
+    </w:p>
+    <w:p>
+      <w:pPr>
+        <w:pStyle w:val="ListParagraph"/>
+        <w:numPr>
+          <w:ilvl w:val="0"/>
+          <w:numId w:val="2"/>
+        </w:numPr>
+        <w:spacing w:after="80"/>
+      </w:pPr>
+      <w:r>
+        <w:rPr>
+          <w:rFonts w:ascii="Calibri" w:cs="Calibri" w:eastAsia="Calibri" w:hAnsi="Calibri"/>
+          <w:sz w:val="22"/>
+          <w:szCs w:val="22"/>
+        </w:rPr>
+        <w:t xml:space="preserve">Example to carry through: x(t) = 3cos(20πt + π/4): A = 3, ω = 20π rad/s = 62.83 rad/s, φ = π/4.</w:t>
+      </w:r>
+    </w:p>
+    <w:p>
+      <w:pPr>
+        <w:pStyle w:val="ListParagraph"/>
+        <w:numPr>
+          <w:ilvl w:val="0"/>
+          <w:numId w:val="2"/>
+        </w:numPr>
+        <w:spacing w:after="80"/>
+      </w:pPr>
+      <w:r>
+        <w:rPr>
+          <w:rFonts w:ascii="Calibri" w:cs="Calibri" w:eastAsia="Calibri" w:hAnsi="Calibri"/>
+          <w:sz w:val="22"/>
+          <w:szCs w:val="22"/>
+        </w:rPr>
+        <w:t xml:space="preserve">Period. Step 1 — x(t+T) = A cos(ω(t+T) + φ) = A cos(ωt + φ + ωT). Step 2 — it repeats when the argument has grown by one full cycle: ωT = 2π, so T = 2π/ω. Example: T = 2π/(20π) = 0.1 s.</w:t>
+      </w:r>
+    </w:p>
+    <w:p>
+      <w:pPr>
+        <w:pStyle w:val="ListParagraph"/>
+        <w:numPr>
+          <w:ilvl w:val="0"/>
+          <w:numId w:val="2"/>
+        </w:numPr>
+        <w:spacing w:after="80"/>
+      </w:pPr>
+      <w:r>
+        <w:rPr>
+          <w:rFonts w:ascii="Calibri" w:cs="Calibri" w:eastAsia="Calibri" w:hAnsi="Calibri"/>
+          <w:sz w:val="22"/>
+          <w:szCs w:val="22"/>
+        </w:rPr>
+        <w:t xml:space="preserve">Cyclic frequency. Step 3 — one cycle takes T seconds, so there are 1/T cycles per second: f = 1/T = ω/(2π) in Hz. Example: f = 1/0.1 = 10 Hz = 20π/(2π) ✓.</w:t>
+      </w:r>
+    </w:p>
+    <w:p>
+      <w:pPr>
+        <w:pStyle w:val="ListParagraph"/>
+        <w:numPr>
+          <w:ilvl w:val="0"/>
+          <w:numId w:val="2"/>
+        </w:numPr>
+        <w:spacing w:after="80"/>
+      </w:pPr>
+      <w:r>
+        <w:rPr>
+          <w:rFonts w:ascii="Calibri" w:cs="Calibri" w:eastAsia="Calibri" w:hAnsi="Calibri"/>
+          <w:sz w:val="22"/>
+          <w:szCs w:val="22"/>
+        </w:rPr>
+        <w:t xml:space="preserve">Mnemonic: ω = 2πf: the 2π converts cycles to radians.</w:t>
       </w:r>
     </w:p>
     <w:p>
@@ -1560,61 +2130,151 @@
           <w:sz w:val="22"/>
           <w:szCs w:val="22"/>
         </w:rPr>
-        <w:t xml:space="preserve">Clues: x(t) ≥ 1.50 for 23% of its period; 0.02 s to drop from 1.50 to 0; x(0) = −0.3 with x′(0) &gt; 0. Let θ = ωt + φ so x = A cosθ.</w:t>
-      </w:r>
-    </w:p>
-    <w:p>
-      <w:pPr>
-        <w:pStyle w:val="ListParagraph"/>
-        <w:numPr>
-          <w:ilvl w:val="0"/>
-          <w:numId w:val="2"/>
-        </w:numPr>
-        <w:spacing w:after="80"/>
-      </w:pPr>
-      <w:r>
-        <w:rPr>
-          <w:rFonts w:ascii="Calibri" w:cs="Calibri" w:eastAsia="Calibri" w:hAnsi="Calibri"/>
-          <w:sz w:val="22"/>
-          <w:szCs w:val="22"/>
-        </w:rPr>
-        <w:t xml:space="preserve">x ≥ 1.5 ⇔ cosθ ≥ c with c = 1.5/A. Per period cosine is even and decreasing on [0, π], so cosθ ≥ c ⇔ |θ| ≤ cos⁻¹(c).</w:t>
-      </w:r>
-    </w:p>
-    <w:p>
-      <w:pPr>
-        <w:pStyle w:val="ListParagraph"/>
-        <w:numPr>
-          <w:ilvl w:val="0"/>
-          <w:numId w:val="2"/>
-        </w:numPr>
-        <w:spacing w:after="80"/>
-      </w:pPr>
-      <w:r>
-        <w:rPr>
-          <w:rFonts w:ascii="Calibri" w:cs="Calibri" w:eastAsia="Calibri" w:hAnsi="Calibri"/>
-          <w:sz w:val="22"/>
-          <w:szCs w:val="22"/>
-        </w:rPr>
-        <w:t xml:space="preserve">Fraction of period: 2cos⁻¹(c)/2π = cos⁻¹(c)/π = 0.23, so cos⁻¹(1.5/A) = 0.23π.</w:t>
-      </w:r>
-    </w:p>
-    <w:p>
-      <w:pPr>
-        <w:pStyle w:val="ListParagraph"/>
-        <w:numPr>
-          <w:ilvl w:val="0"/>
-          <w:numId w:val="2"/>
-        </w:numPr>
-        <w:spacing w:after="80"/>
-      </w:pPr>
-      <w:r>
-        <w:rPr>
-          <w:rFonts w:ascii="Calibri" w:cs="Calibri" w:eastAsia="Calibri" w:hAnsi="Calibri"/>
-          <w:sz w:val="22"/>
-          <w:szCs w:val="22"/>
-        </w:rPr>
-        <w:t xml:space="preserve">Solve: cos(0.23π) = 0.7501, so A = 1.5/0.7501 = 1.9997 ≈ 2.0.</w:t>
+        <w:t xml:space="preserve">Given clues about x(t) = A cos(ωt + φ): (1) x(t) ≥ 1.50 for 23% of the period; (2) it takes 0.02 s to drop from 1.50 to 0; (3) x(0) = −0.3 and x′(0) &gt; 0 (x′ is the slope). Unknowns A, ω, φ. About 6 min over slides 17–20.</w:t>
+      </w:r>
+    </w:p>
+    <w:p>
+      <w:pPr>
+        <w:pStyle w:val="ListParagraph"/>
+        <w:numPr>
+          <w:ilvl w:val="0"/>
+          <w:numId w:val="2"/>
+        </w:numPr>
+        <w:spacing w:after="80"/>
+      </w:pPr>
+      <w:r>
+        <w:rPr>
+          <w:rFonts w:ascii="Calibri" w:cs="Calibri" w:eastAsia="Calibri" w:hAnsi="Calibri"/>
+          <w:sz w:val="22"/>
+          <w:szCs w:val="22"/>
+        </w:rPr>
+        <w:t xml:space="preserve">Step 1 — set θ = ωt + φ, so x = A cos θ. Over one period θ sweeps through one full turn, 2π.</w:t>
+      </w:r>
+    </w:p>
+    <w:p>
+      <w:pPr>
+        <w:pStyle w:val="ListParagraph"/>
+        <w:numPr>
+          <w:ilvl w:val="0"/>
+          <w:numId w:val="2"/>
+        </w:numPr>
+        <w:spacing w:after="80"/>
+      </w:pPr>
+      <w:r>
+        <w:rPr>
+          <w:rFonts w:ascii="Calibri" w:cs="Calibri" w:eastAsia="Calibri" w:hAnsi="Calibri"/>
+          <w:sz w:val="22"/>
+          <w:szCs w:val="22"/>
+        </w:rPr>
+        <w:t xml:space="preserve">Step 2 — x ≥ 1.5 ⇔ A cos θ ≥ 1.5 ⇔ cos θ ≥ c, with c = 1.5/A.</w:t>
+      </w:r>
+    </w:p>
+    <w:p>
+      <w:pPr>
+        <w:pStyle w:val="ListParagraph"/>
+        <w:numPr>
+          <w:ilvl w:val="0"/>
+          <w:numId w:val="2"/>
+        </w:numPr>
+        <w:spacing w:after="80"/>
+      </w:pPr>
+      <w:r>
+        <w:rPr>
+          <w:rFonts w:ascii="Calibri" w:cs="Calibri" w:eastAsia="Calibri" w:hAnsi="Calibri"/>
+          <w:sz w:val="22"/>
+          <w:szCs w:val="22"/>
+        </w:rPr>
+        <w:t xml:space="preserve">Step 3 — notation: cos⁻¹(c) is the inverse cosine (arccos): the angle in [0, π] whose cosine is c; it is not 1/cos c. Example: cos⁻¹(0.75) = 0.7227 rad = 0.23π.</w:t>
+      </w:r>
+    </w:p>
+    <w:p>
+      <w:pPr>
+        <w:pStyle w:val="ListParagraph"/>
+        <w:numPr>
+          <w:ilvl w:val="0"/>
+          <w:numId w:val="2"/>
+        </w:numPr>
+        <w:spacing w:after="80"/>
+      </w:pPr>
+      <w:r>
+        <w:rPr>
+          <w:rFonts w:ascii="Calibri" w:cs="Calibri" w:eastAsia="Calibri" w:hAnsi="Calibri"/>
+          <w:sz w:val="22"/>
+          <w:szCs w:val="22"/>
+        </w:rPr>
+        <w:t xml:space="preserve">Step 4 — on one turn, cos θ ≥ c exactly for |θ| ≤ cos⁻¹(c) (cosine is even and falls from 1 at θ = 0 to −1 at θ = π).</w:t>
+      </w:r>
+    </w:p>
+    <w:p>
+      <w:pPr>
+        <w:pStyle w:val="ListParagraph"/>
+        <w:numPr>
+          <w:ilvl w:val="0"/>
+          <w:numId w:val="2"/>
+        </w:numPr>
+        <w:spacing w:after="80"/>
+      </w:pPr>
+      <w:r>
+        <w:rPr>
+          <w:rFonts w:ascii="Calibri" w:cs="Calibri" w:eastAsia="Calibri" w:hAnsi="Calibri"/>
+          <w:sz w:val="22"/>
+          <w:szCs w:val="22"/>
+        </w:rPr>
+        <w:t xml:space="preserve">Step 5 — fraction of the period: width 2cos⁻¹(c) out of 2π, i.e. 2cos⁻¹(c)/(2π) = cos⁻¹(c)/π. Set equal to 0.23: cos⁻¹(1.5/A) = 0.23π.</w:t>
+      </w:r>
+    </w:p>
+    <w:p>
+      <w:pPr>
+        <w:pStyle w:val="ListParagraph"/>
+        <w:numPr>
+          <w:ilvl w:val="0"/>
+          <w:numId w:val="2"/>
+        </w:numPr>
+        <w:spacing w:after="80"/>
+      </w:pPr>
+      <w:r>
+        <w:rPr>
+          <w:rFonts w:ascii="Calibri" w:cs="Calibri" w:eastAsia="Calibri" w:hAnsi="Calibri"/>
+          <w:sz w:val="22"/>
+          <w:szCs w:val="22"/>
+        </w:rPr>
+        <w:t xml:space="preserve">Step 6 — take the cosine of both sides: 1.5/A = cos(0.23π). 0.23π = 0.7226 rad = 41.4°, cos = 0.7501.</w:t>
+      </w:r>
+    </w:p>
+    <w:p>
+      <w:pPr>
+        <w:pStyle w:val="ListParagraph"/>
+        <w:numPr>
+          <w:ilvl w:val="0"/>
+          <w:numId w:val="2"/>
+        </w:numPr>
+        <w:spacing w:after="80"/>
+      </w:pPr>
+      <w:r>
+        <w:rPr>
+          <w:rFonts w:ascii="Calibri" w:cs="Calibri" w:eastAsia="Calibri" w:hAnsi="Calibri"/>
+          <w:sz w:val="22"/>
+          <w:szCs w:val="22"/>
+        </w:rPr>
+        <w:t xml:space="preserve">Step 7 — A = 1.5/0.7501 = 1.9997 ≈ 2.0.</w:t>
+      </w:r>
+    </w:p>
+    <w:p>
+      <w:pPr>
+        <w:pStyle w:val="ListParagraph"/>
+        <w:numPr>
+          <w:ilvl w:val="0"/>
+          <w:numId w:val="2"/>
+        </w:numPr>
+        <w:spacing w:after="80"/>
+      </w:pPr>
+      <w:r>
+        <w:rPr>
+          <w:rFonts w:ascii="Calibri" w:cs="Calibri" w:eastAsia="Calibri" w:hAnsi="Calibri"/>
+          <w:sz w:val="22"/>
+          <w:szCs w:val="22"/>
+        </w:rPr>
+        <w:t xml:space="preserve">Check: A = 2 gives c = 0.75, cos⁻¹(0.75)/π = 0.7227/3.1416 = 0.2300 = 23% ✓.</w:t>
       </w:r>
     </w:p>
     <w:p>
@@ -1662,71 +2322,115 @@
           <w:sz w:val="22"/>
           <w:szCs w:val="22"/>
         </w:rPr>
-        <w:t xml:space="preserve">With A = 2: x = 1.5 gives cosθ₁ = 0.75, θ₁ = 0.23π. x = 0 gives cosθ₂ = 0, θ₂ = π/2 (next zero while falling).</w:t>
-      </w:r>
-    </w:p>
-    <w:p>
-      <w:pPr>
-        <w:pStyle w:val="ListParagraph"/>
-        <w:numPr>
-          <w:ilvl w:val="0"/>
-          <w:numId w:val="2"/>
-        </w:numPr>
-        <w:spacing w:after="80"/>
-      </w:pPr>
-      <w:r>
-        <w:rPr>
-          <w:rFonts w:ascii="Calibri" w:cs="Calibri" w:eastAsia="Calibri" w:hAnsi="Calibri"/>
-          <w:sz w:val="22"/>
-          <w:szCs w:val="22"/>
-        </w:rPr>
-        <w:t xml:space="preserve">θ₂ − θ₁ = 0.5π − 0.23π = 0.27π = ω(0.02), so ω = 0.27π/0.02 = 13.5π ≈ 42.41 rad/s.</w:t>
-      </w:r>
-    </w:p>
-    <w:p>
-      <w:pPr>
-        <w:pStyle w:val="ListParagraph"/>
-        <w:numPr>
-          <w:ilvl w:val="0"/>
-          <w:numId w:val="2"/>
-        </w:numPr>
-        <w:spacing w:after="80"/>
-      </w:pPr>
-      <w:r>
-        <w:rPr>
-          <w:rFonts w:ascii="Calibri" w:cs="Calibri" w:eastAsia="Calibri" w:hAnsi="Calibri"/>
-          <w:sz w:val="22"/>
-          <w:szCs w:val="22"/>
-        </w:rPr>
-        <w:t xml:space="preserve">f = ω/2π = 13.5π/2π = 6.75 Hz; T = 1/f = 1/6.75 = 0.148 s.</w:t>
-      </w:r>
-    </w:p>
-    <w:p>
-      <w:pPr>
-        <w:pBdr>
-          <w:left w:val="single" w:color="7A1A1A" w:sz="18" w:space="8"/>
-        </w:pBdr>
-        <w:spacing w:after="140" w:before="100"/>
-        <w:ind w:left="360"/>
-      </w:pPr>
-      <w:r>
-        <w:rPr>
-          <w:rFonts w:ascii="Calibri" w:cs="Calibri" w:eastAsia="Calibri" w:hAnsi="Calibri"/>
-          <w:b/>
-          <w:bCs/>
-          <w:color w:val="7A1A1A"/>
-          <w:sz w:val="22"/>
-          <w:szCs w:val="22"/>
-        </w:rPr>
-        <w:t xml:space="preserve">Figure (notebook cell 28, redrawn with both radii and the arc): </w:t>
-      </w:r>
-      <w:r>
-        <w:rPr>
-          <w:rFonts w:ascii="Calibri" w:cs="Calibri" w:eastAsia="Calibri" w:hAnsi="Calibri"/>
-          <w:sz w:val="22"/>
-          <w:szCs w:val="22"/>
-        </w:rPr>
-        <w:t xml:space="preserve">Unit circle with θ₁ = 0.23π (red) and θ₂ = π/2 (blue); the black arc is 0.27π = ω(0.02). The notebook version hid the blue radius on the imaginary axis, so the figure was redrawn.</w:t>
+        <w:t xml:space="preserve">Now ω, f, T. Use A = 2 and the angle θ = ωt + φ on the circle.</w:t>
+      </w:r>
+    </w:p>
+    <w:p>
+      <w:pPr>
+        <w:pStyle w:val="ListParagraph"/>
+        <w:numPr>
+          <w:ilvl w:val="0"/>
+          <w:numId w:val="2"/>
+        </w:numPr>
+        <w:spacing w:after="80"/>
+      </w:pPr>
+      <w:r>
+        <w:rPr>
+          <w:rFonts w:ascii="Calibri" w:cs="Calibri" w:eastAsia="Calibri" w:hAnsi="Calibri"/>
+          <w:sz w:val="22"/>
+          <w:szCs w:val="22"/>
+        </w:rPr>
+        <w:t xml:space="preserve">Step 1 — the signal is 1.5 when cos θ₁ = 1.5/2 = 0.75, so θ₁ = cos⁻¹(0.75) = 0.7227 rad = 0.23π (falling side, the first crossing going down after the peak).</w:t>
+      </w:r>
+    </w:p>
+    <w:p>
+      <w:pPr>
+        <w:pStyle w:val="ListParagraph"/>
+        <w:numPr>
+          <w:ilvl w:val="0"/>
+          <w:numId w:val="2"/>
+        </w:numPr>
+        <w:spacing w:after="80"/>
+      </w:pPr>
+      <w:r>
+        <w:rPr>
+          <w:rFonts w:ascii="Calibri" w:cs="Calibri" w:eastAsia="Calibri" w:hAnsi="Calibri"/>
+          <w:sz w:val="22"/>
+          <w:szCs w:val="22"/>
+        </w:rPr>
+        <w:t xml:space="preserve">Step 2 — the signal is 0 when cos θ₂ = 0, so θ₂ = π/2 (the next zero while falling).</w:t>
+      </w:r>
+    </w:p>
+    <w:p>
+      <w:pPr>
+        <w:pStyle w:val="ListParagraph"/>
+        <w:numPr>
+          <w:ilvl w:val="0"/>
+          <w:numId w:val="2"/>
+        </w:numPr>
+        <w:spacing w:after="80"/>
+      </w:pPr>
+      <w:r>
+        <w:rPr>
+          <w:rFonts w:ascii="Calibri" w:cs="Calibri" w:eastAsia="Calibri" w:hAnsi="Calibri"/>
+          <w:sz w:val="22"/>
+          <w:szCs w:val="22"/>
+        </w:rPr>
+        <w:t xml:space="preserve">Step 3 — angle swept in the 0.02 s: θ₂ − θ₁ = 0.5π − 0.23π = 0.27π = 0.848 rad. Also this equals ω × 0.02 (angle = rate × time).</w:t>
+      </w:r>
+    </w:p>
+    <w:p>
+      <w:pPr>
+        <w:pStyle w:val="ListParagraph"/>
+        <w:numPr>
+          <w:ilvl w:val="0"/>
+          <w:numId w:val="2"/>
+        </w:numPr>
+        <w:spacing w:after="80"/>
+      </w:pPr>
+      <w:r>
+        <w:rPr>
+          <w:rFonts w:ascii="Calibri" w:cs="Calibri" w:eastAsia="Calibri" w:hAnsi="Calibri"/>
+          <w:sz w:val="22"/>
+          <w:szCs w:val="22"/>
+        </w:rPr>
+        <w:t xml:space="preserve">Step 4 — ω = 0.27π/0.02 = 13.5π = 42.41 rad/s.</w:t>
+      </w:r>
+    </w:p>
+    <w:p>
+      <w:pPr>
+        <w:pStyle w:val="ListParagraph"/>
+        <w:numPr>
+          <w:ilvl w:val="0"/>
+          <w:numId w:val="2"/>
+        </w:numPr>
+        <w:spacing w:after="80"/>
+      </w:pPr>
+      <w:r>
+        <w:rPr>
+          <w:rFonts w:ascii="Calibri" w:cs="Calibri" w:eastAsia="Calibri" w:hAnsi="Calibri"/>
+          <w:sz w:val="22"/>
+          <w:szCs w:val="22"/>
+        </w:rPr>
+        <w:t xml:space="preserve">Step 5 — f = ω/2π = 13.5π/(2π) = 6.75 Hz. Step 6 — T = 1/f = 1/6.75 = 0.1481 s (check T = 2π/ω = 2π/(13.5π) = 2/13.5 = 0.1481 ✓).</w:t>
+      </w:r>
+    </w:p>
+    <w:p>
+      <w:pPr>
+        <w:pStyle w:val="ListParagraph"/>
+        <w:numPr>
+          <w:ilvl w:val="0"/>
+          <w:numId w:val="2"/>
+        </w:numPr>
+        <w:spacing w:after="80"/>
+      </w:pPr>
+      <w:r>
+        <w:rPr>
+          <w:rFonts w:ascii="Calibri" w:cs="Calibri" w:eastAsia="Calibri" w:hAnsi="Calibri"/>
+          <w:sz w:val="22"/>
+          <w:szCs w:val="22"/>
+        </w:rPr>
+        <w:t xml:space="preserve">Figure: unit circle, red radius at θ₁ = 0.23π, blue radius at θ₂ = π/2 (on the imaginary axis), black arc between them = 0.27π = ω × 0.02 s.</w:t>
       </w:r>
     </w:p>
     <w:p>
@@ -1774,89 +2478,151 @@
           <w:sz w:val="22"/>
           <w:szCs w:val="22"/>
         </w:rPr>
-        <w:t xml:space="preserve">x(0) = 2cosφ = −0.3, so cosφ = −0.15 and φ = ±cos⁻¹(−0.15) = ±1.721 rad (cosine is even).</w:t>
-      </w:r>
-    </w:p>
-    <w:p>
-      <w:pPr>
-        <w:pStyle w:val="ListParagraph"/>
-        <w:numPr>
-          <w:ilvl w:val="0"/>
-          <w:numId w:val="2"/>
-        </w:numPr>
-        <w:spacing w:after="80"/>
-      </w:pPr>
-      <w:r>
-        <w:rPr>
-          <w:rFonts w:ascii="Calibri" w:cs="Calibri" w:eastAsia="Calibri" w:hAnsi="Calibri"/>
-          <w:sz w:val="22"/>
-          <w:szCs w:val="22"/>
-        </w:rPr>
-        <w:t xml:space="preserve">Slope: x′(t) = −Aω sin(ωt + φ) (chain rule), so x′(0) = −Aω sinφ &gt; 0 requires sinφ &lt; 0, because Aω &gt; 0.</w:t>
-      </w:r>
-    </w:p>
-    <w:p>
-      <w:pPr>
-        <w:pStyle w:val="ListParagraph"/>
-        <w:numPr>
-          <w:ilvl w:val="0"/>
-          <w:numId w:val="2"/>
-        </w:numPr>
-        <w:spacing w:after="80"/>
-      </w:pPr>
-      <w:r>
-        <w:rPr>
-          <w:rFonts w:ascii="Calibri" w:cs="Calibri" w:eastAsia="Calibri" w:hAnsi="Calibri"/>
-          <w:sz w:val="22"/>
-          <w:szCs w:val="22"/>
-        </w:rPr>
-        <w:t xml:space="preserve">cos⁻¹ returns +1.721 where sin &gt; 0, so take φ = −cos⁻¹(−0.15) = −1.721 rad.</w:t>
-      </w:r>
-    </w:p>
-    <w:p>
-      <w:pPr>
-        <w:pStyle w:val="ListParagraph"/>
-        <w:numPr>
-          <w:ilvl w:val="0"/>
-          <w:numId w:val="2"/>
-        </w:numPr>
-        <w:spacing w:after="80"/>
-      </w:pPr>
-      <w:r>
-        <w:rPr>
-          <w:rFonts w:ascii="Calibri" w:cs="Calibri" w:eastAsia="Calibri" w:hAnsi="Calibri"/>
-          <w:sz w:val="22"/>
-          <w:szCs w:val="22"/>
-        </w:rPr>
-        <w:t xml:space="preserve">Check: sinφ = −√(1 − 0.15²) = −0.9887 &lt; 0 and x′(0) = 2(42.41)(0.9887) = 83.9 &gt; 0. Final x(t) = 2cos(13.5πt − 1.721).</w:t>
-      </w:r>
-    </w:p>
-    <w:p>
-      <w:pPr>
-        <w:pBdr>
-          <w:left w:val="single" w:color="7A1A1A" w:sz="18" w:space="8"/>
-        </w:pBdr>
-        <w:spacing w:after="140" w:before="100"/>
-        <w:ind w:left="360"/>
-      </w:pPr>
-      <w:r>
-        <w:rPr>
-          <w:rFonts w:ascii="Calibri" w:cs="Calibri" w:eastAsia="Calibri" w:hAnsi="Calibri"/>
-          <w:b/>
-          <w:bCs/>
-          <w:color w:val="7A1A1A"/>
-          <w:sz w:val="22"/>
-          <w:szCs w:val="22"/>
-        </w:rPr>
-        <w:t xml:space="preserve">Common error: </w:t>
-      </w:r>
-      <w:r>
-        <w:rPr>
-          <w:rFonts w:ascii="Calibri" w:cs="Calibri" w:eastAsia="Calibri" w:hAnsi="Calibri"/>
-          <w:sz w:val="22"/>
-          <w:szCs w:val="22"/>
-        </w:rPr>
-        <w:t xml:space="preserve">Taking the positive branch of cos⁻¹ automatically; the sign of x′(0) decides.</w:t>
+        <w:t xml:space="preserve">Now φ, using clue 3: x(0) = −0.3, x′(0) &gt; 0, with A = 2 and ω = 13.5π = 42.41.</w:t>
+      </w:r>
+    </w:p>
+    <w:p>
+      <w:pPr>
+        <w:pStyle w:val="ListParagraph"/>
+        <w:numPr>
+          <w:ilvl w:val="0"/>
+          <w:numId w:val="2"/>
+        </w:numPr>
+        <w:spacing w:after="80"/>
+      </w:pPr>
+      <w:r>
+        <w:rPr>
+          <w:rFonts w:ascii="Calibri" w:cs="Calibri" w:eastAsia="Calibri" w:hAnsi="Calibri"/>
+          <w:sz w:val="22"/>
+          <w:szCs w:val="22"/>
+        </w:rPr>
+        <w:t xml:space="preserve">Step 1 — x(0) = 2cos(ω·0 + φ) = 2cos φ = −0.3, so cos φ = −0.15.</w:t>
+      </w:r>
+    </w:p>
+    <w:p>
+      <w:pPr>
+        <w:pStyle w:val="ListParagraph"/>
+        <w:numPr>
+          <w:ilvl w:val="0"/>
+          <w:numId w:val="2"/>
+        </w:numPr>
+        <w:spacing w:after="80"/>
+      </w:pPr>
+      <w:r>
+        <w:rPr>
+          <w:rFonts w:ascii="Calibri" w:cs="Calibri" w:eastAsia="Calibri" w:hAnsi="Calibri"/>
+          <w:sz w:val="22"/>
+          <w:szCs w:val="22"/>
+        </w:rPr>
+        <w:t xml:space="preserve">Step 2 — φ = ±cos⁻¹(−0.15) = ±1.7214 rad (98.6°). Two candidates because cosine is even.</w:t>
+      </w:r>
+    </w:p>
+    <w:p>
+      <w:pPr>
+        <w:pStyle w:val="ListParagraph"/>
+        <w:numPr>
+          <w:ilvl w:val="0"/>
+          <w:numId w:val="2"/>
+        </w:numPr>
+        <w:spacing w:after="80"/>
+      </w:pPr>
+      <w:r>
+        <w:rPr>
+          <w:rFonts w:ascii="Calibri" w:cs="Calibri" w:eastAsia="Calibri" w:hAnsi="Calibri"/>
+          <w:sz w:val="22"/>
+          <w:szCs w:val="22"/>
+        </w:rPr>
+        <w:t xml:space="preserve">Step 3 — slope by the chain rule: x′(t) = −Aω sin(ωt + φ). So x′(0) = −2(42.41) sin φ = −84.82 sin φ.</w:t>
+      </w:r>
+    </w:p>
+    <w:p>
+      <w:pPr>
+        <w:pStyle w:val="ListParagraph"/>
+        <w:numPr>
+          <w:ilvl w:val="0"/>
+          <w:numId w:val="2"/>
+        </w:numPr>
+        <w:spacing w:after="80"/>
+      </w:pPr>
+      <w:r>
+        <w:rPr>
+          <w:rFonts w:ascii="Calibri" w:cs="Calibri" w:eastAsia="Calibri" w:hAnsi="Calibri"/>
+          <w:sz w:val="22"/>
+          <w:szCs w:val="22"/>
+        </w:rPr>
+        <w:t xml:space="preserve">Step 4 — x′(0) &gt; 0 requires sin φ &lt; 0 (A and ω are positive).</w:t>
+      </w:r>
+    </w:p>
+    <w:p>
+      <w:pPr>
+        <w:pStyle w:val="ListParagraph"/>
+        <w:numPr>
+          <w:ilvl w:val="0"/>
+          <w:numId w:val="2"/>
+        </w:numPr>
+        <w:spacing w:after="80"/>
+      </w:pPr>
+      <w:r>
+        <w:rPr>
+          <w:rFonts w:ascii="Calibri" w:cs="Calibri" w:eastAsia="Calibri" w:hAnsi="Calibri"/>
+          <w:sz w:val="22"/>
+          <w:szCs w:val="22"/>
+        </w:rPr>
+        <w:t xml:space="preserve">Step 5 — cos⁻¹ returns an angle in [0, π] where sin &gt; 0, so +1.721 has the wrong slope. Choose φ = −1.721 rad.</w:t>
+      </w:r>
+    </w:p>
+    <w:p>
+      <w:pPr>
+        <w:pStyle w:val="ListParagraph"/>
+        <w:numPr>
+          <w:ilvl w:val="0"/>
+          <w:numId w:val="2"/>
+        </w:numPr>
+        <w:spacing w:after="80"/>
+      </w:pPr>
+      <w:r>
+        <w:rPr>
+          <w:rFonts w:ascii="Calibri" w:cs="Calibri" w:eastAsia="Calibri" w:hAnsi="Calibri"/>
+          <w:sz w:val="22"/>
+          <w:szCs w:val="22"/>
+        </w:rPr>
+        <w:t xml:space="preserve">Check: sin φ = −√(1 − cos²φ) = −√(1 − 0.0225) = −√0.9775 = −0.9887 &lt; 0 ✓. x′(0) = −84.82 × (−0.9887) = +83.9 &gt; 0 ✓. x(0) = 2cos(−1.721) = 2(−0.1496) = −0.299 ≈ −0.3 ✓.</w:t>
+      </w:r>
+    </w:p>
+    <w:p>
+      <w:pPr>
+        <w:pStyle w:val="ListParagraph"/>
+        <w:numPr>
+          <w:ilvl w:val="0"/>
+          <w:numId w:val="2"/>
+        </w:numPr>
+        <w:spacing w:after="80"/>
+      </w:pPr>
+      <w:r>
+        <w:rPr>
+          <w:rFonts w:ascii="Calibri" w:cs="Calibri" w:eastAsia="Calibri" w:hAnsi="Calibri"/>
+          <w:sz w:val="22"/>
+          <w:szCs w:val="22"/>
+        </w:rPr>
+        <w:t xml:space="preserve">Result: x(t) = 2cos(13.5πt − 1.721).</w:t>
+      </w:r>
+    </w:p>
+    <w:p>
+      <w:pPr>
+        <w:pStyle w:val="ListParagraph"/>
+        <w:numPr>
+          <w:ilvl w:val="0"/>
+          <w:numId w:val="2"/>
+        </w:numPr>
+        <w:spacing w:after="80"/>
+      </w:pPr>
+      <w:r>
+        <w:rPr>
+          <w:rFonts w:ascii="Calibri" w:cs="Calibri" w:eastAsia="Calibri" w:hAnsi="Calibri"/>
+          <w:sz w:val="22"/>
+          <w:szCs w:val="22"/>
+        </w:rPr>
+        <w:t xml:space="preserve">Pitfall: taking the positive branch of cos⁻¹ automatically; the sign of x′(0) decides.</w:t>
       </w:r>
     </w:p>
     <w:p>
@@ -1891,66 +2657,110 @@
     </w:p>
     <w:p>
       <w:pPr>
-        <w:pBdr>
-          <w:left w:val="single" w:color="7A1A1A" w:sz="18" w:space="8"/>
-        </w:pBdr>
-        <w:spacing w:after="140" w:before="100"/>
-        <w:ind w:left="360"/>
-      </w:pPr>
-      <w:r>
-        <w:rPr>
-          <w:rFonts w:ascii="Calibri" w:cs="Calibri" w:eastAsia="Calibri" w:hAnsi="Calibri"/>
-          <w:b/>
-          <w:bCs/>
-          <w:color w:val="7A1A1A"/>
-          <w:sz w:val="22"/>
-          <w:szCs w:val="22"/>
-        </w:rPr>
-        <w:t xml:space="preserve">Figure (notebook cell 26 data, annotated): </w:t>
-      </w:r>
-      <w:r>
-        <w:rPr>
-          <w:rFonts w:ascii="Calibri" w:cs="Calibri" w:eastAsia="Calibri" w:hAnsi="Calibri"/>
-          <w:sz w:val="22"/>
-          <w:szCs w:val="22"/>
-        </w:rPr>
-        <w:t xml:space="preserve">x(t) over one period with the dashed 1.5 threshold, the interval x ≥ 1.5 shaded, red dots at the crossings, a green square at the zero and a black dot at x(0) = −0.3 (Clue 3).</w:t>
-      </w:r>
-    </w:p>
-    <w:p>
-      <w:pPr>
-        <w:pStyle w:val="ListParagraph"/>
-        <w:numPr>
-          <w:ilvl w:val="0"/>
-          <w:numId w:val="2"/>
-        </w:numPr>
-        <w:spacing w:after="80"/>
-      </w:pPr>
-      <w:r>
-        <w:rPr>
-          <w:rFonts w:ascii="Calibri" w:cs="Calibri" w:eastAsia="Calibri" w:hAnsi="Calibri"/>
-          <w:sz w:val="22"/>
-          <w:szCs w:val="22"/>
-        </w:rPr>
-        <w:t xml:space="preserve">x ≥ 1.5 from t ≈ 0.0235 s to 0.0576 s: 0.0341/0.1481 = 0.23 of T (Clue 1).</w:t>
-      </w:r>
-    </w:p>
-    <w:p>
-      <w:pPr>
-        <w:pStyle w:val="ListParagraph"/>
-        <w:numPr>
-          <w:ilvl w:val="0"/>
-          <w:numId w:val="2"/>
-        </w:numPr>
-        <w:spacing w:after="80"/>
-      </w:pPr>
-      <w:r>
-        <w:rPr>
-          <w:rFonts w:ascii="Calibri" w:cs="Calibri" w:eastAsia="Calibri" w:hAnsi="Calibri"/>
-          <w:sz w:val="22"/>
-          <w:szCs w:val="22"/>
-        </w:rPr>
-        <w:t xml:space="preserve">x reaches 0 at t ≈ 0.0776 s, 0.0200 s after leaving 1.5 (Clue 2). The curve repeats at T = 0.148 s.</w:t>
+        <w:pStyle w:val="ListParagraph"/>
+        <w:numPr>
+          <w:ilvl w:val="0"/>
+          <w:numId w:val="2"/>
+        </w:numPr>
+        <w:spacing w:after="80"/>
+      </w:pPr>
+      <w:r>
+        <w:rPr>
+          <w:rFonts w:ascii="Calibri" w:cs="Calibri" w:eastAsia="Calibri" w:hAnsi="Calibri"/>
+          <w:sz w:val="22"/>
+          <w:szCs w:val="22"/>
+        </w:rPr>
+        <w:t xml:space="preserve">Plot x(t) = 2cos(13.5πt − 1.721), one period T = 0.1481 s. Numbers to read off.</w:t>
+      </w:r>
+    </w:p>
+    <w:p>
+      <w:pPr>
+        <w:pStyle w:val="ListParagraph"/>
+        <w:numPr>
+          <w:ilvl w:val="0"/>
+          <w:numId w:val="2"/>
+        </w:numPr>
+        <w:spacing w:after="80"/>
+      </w:pPr>
+      <w:r>
+        <w:rPr>
+          <w:rFonts w:ascii="Calibri" w:cs="Calibri" w:eastAsia="Calibri" w:hAnsi="Calibri"/>
+          <w:sz w:val="22"/>
+          <w:szCs w:val="22"/>
+        </w:rPr>
+        <w:t xml:space="preserve">Crossings of 1.5: set 13.5πt − 1.721 = ∓0.7227. Rising: t = (1.721 − 0.7227)/42.41 = 0.0235 s. Falling: t = (1.721 + 0.7227)/42.41 = 0.0576 s.</w:t>
+      </w:r>
+    </w:p>
+    <w:p>
+      <w:pPr>
+        <w:pStyle w:val="ListParagraph"/>
+        <w:numPr>
+          <w:ilvl w:val="0"/>
+          <w:numId w:val="2"/>
+        </w:numPr>
+        <w:spacing w:after="80"/>
+      </w:pPr>
+      <w:r>
+        <w:rPr>
+          <w:rFonts w:ascii="Calibri" w:cs="Calibri" w:eastAsia="Calibri" w:hAnsi="Calibri"/>
+          <w:sz w:val="22"/>
+          <w:szCs w:val="22"/>
+        </w:rPr>
+        <w:t xml:space="preserve">Clue 1 check: width 0.0576 − 0.0235 = 0.0341 s; 0.0341/0.1481 = 0.23 of the period ✓.</w:t>
+      </w:r>
+    </w:p>
+    <w:p>
+      <w:pPr>
+        <w:pStyle w:val="ListParagraph"/>
+        <w:numPr>
+          <w:ilvl w:val="0"/>
+          <w:numId w:val="2"/>
+        </w:numPr>
+        <w:spacing w:after="80"/>
+      </w:pPr>
+      <w:r>
+        <w:rPr>
+          <w:rFonts w:ascii="Calibri" w:cs="Calibri" w:eastAsia="Calibri" w:hAnsi="Calibri"/>
+          <w:sz w:val="22"/>
+          <w:szCs w:val="22"/>
+        </w:rPr>
+        <w:t xml:space="preserve">Clue 2 check: zero when 13.5πt − 1.721 = π/2: t = (1.721 + 1.571)/42.41 = 0.0776 s; 0.0776 − 0.0576 = 0.0200 s ✓.</w:t>
+      </w:r>
+    </w:p>
+    <w:p>
+      <w:pPr>
+        <w:pStyle w:val="ListParagraph"/>
+        <w:numPr>
+          <w:ilvl w:val="0"/>
+          <w:numId w:val="2"/>
+        </w:numPr>
+        <w:spacing w:after="80"/>
+      </w:pPr>
+      <w:r>
+        <w:rPr>
+          <w:rFonts w:ascii="Calibri" w:cs="Calibri" w:eastAsia="Calibri" w:hAnsi="Calibri"/>
+          <w:sz w:val="22"/>
+          <w:szCs w:val="22"/>
+        </w:rPr>
+        <w:t xml:space="preserve">Clue 3: at t = 0, x = 2cos(−1.721) = −0.3 and the curve is rising (black dot).</w:t>
+      </w:r>
+    </w:p>
+    <w:p>
+      <w:pPr>
+        <w:pStyle w:val="ListParagraph"/>
+        <w:numPr>
+          <w:ilvl w:val="0"/>
+          <w:numId w:val="2"/>
+        </w:numPr>
+        <w:spacing w:after="80"/>
+      </w:pPr>
+      <w:r>
+        <w:rPr>
+          <w:rFonts w:ascii="Calibri" w:cs="Calibri" w:eastAsia="Calibri" w:hAnsi="Calibri"/>
+          <w:sz w:val="22"/>
+          <w:szCs w:val="22"/>
+        </w:rPr>
+        <w:t xml:space="preserve">Period check: the curve repeats after 0.148 s.</w:t>
       </w:r>
     </w:p>
     <w:p>
@@ -1998,7 +2808,7 @@
           <w:sz w:val="22"/>
           <w:szCs w:val="22"/>
         </w:rPr>
-        <w:t xml:space="preserve">Timing: about 6 min. Given x(t) = 4cos(50πt − 2π/3), t in seconds. Ask: (a) A, ω, φ; (b) f and T; (c) x(0) and whether x rises or falls at t = 0 (use x′(0) = −Aω sinφ); (d) first time t &gt; 0 of the peak. Hint on the slide: the peak occurs when the cosine argument is 0.</w:t>
+        <w:t xml:space="preserve">Timing about 6 min. Given x(t) = 4cos(50πt − 2π/3), t in seconds. (a) Read A, ω, φ. (b) f and T. (c) x(0) and rising or falling at 0 (use x′(0) = −Aω sin φ). (d) first time t &gt; 0 of the peak; hint: the cosine argument equals 0.</w:t>
       </w:r>
     </w:p>
     <w:p>
@@ -2021,30 +2831,20 @@
     </w:p>
     <w:p>
       <w:pPr>
-        <w:pBdr>
-          <w:left w:val="single" w:color="7A1A1A" w:sz="18" w:space="8"/>
-        </w:pBdr>
-        <w:spacing w:after="140" w:before="100"/>
-        <w:ind w:left="360"/>
-      </w:pPr>
-      <w:r>
-        <w:rPr>
-          <w:rFonts w:ascii="Calibri" w:cs="Calibri" w:eastAsia="Calibri" w:hAnsi="Calibri"/>
-          <w:b/>
-          <w:bCs/>
-          <w:color w:val="7A1A1A"/>
-          <w:sz w:val="22"/>
-          <w:szCs w:val="22"/>
-        </w:rPr>
-        <w:t xml:space="preserve">Common error: </w:t>
-      </w:r>
-      <w:r>
-        <w:rPr>
-          <w:rFonts w:ascii="Calibri" w:cs="Calibri" w:eastAsia="Calibri" w:hAnsi="Calibri"/>
-          <w:sz w:val="22"/>
-          <w:szCs w:val="22"/>
-        </w:rPr>
-        <w:t xml:space="preserve">Reading φ = +2π/3 (dropping the minus sign) or writing T = 2π·ω instead of 2π/ω.</w:t>
+        <w:pStyle w:val="ListParagraph"/>
+        <w:numPr>
+          <w:ilvl w:val="0"/>
+          <w:numId w:val="2"/>
+        </w:numPr>
+        <w:spacing w:after="80"/>
+      </w:pPr>
+      <w:r>
+        <w:rPr>
+          <w:rFonts w:ascii="Calibri" w:cs="Calibri" w:eastAsia="Calibri" w:hAnsi="Calibri"/>
+          <w:sz w:val="22"/>
+          <w:szCs w:val="22"/>
+        </w:rPr>
+        <w:t xml:space="preserve">Pitfall: reading φ = +2π/3 (dropping the minus sign) or writing T = 2π·ω instead of 2π/ω.</w:t>
       </w:r>
     </w:p>
     <w:p>
@@ -2092,89 +2892,151 @@
           <w:sz w:val="22"/>
           <w:szCs w:val="22"/>
         </w:rPr>
-        <w:t xml:space="preserve">a: A = 4, ω = 50π ≈ 157.08 rad/s, φ = −2π/3 ≈ −2.094 rad.</w:t>
-      </w:r>
-    </w:p>
-    <w:p>
-      <w:pPr>
-        <w:pStyle w:val="ListParagraph"/>
-        <w:numPr>
-          <w:ilvl w:val="0"/>
-          <w:numId w:val="2"/>
-        </w:numPr>
-        <w:spacing w:after="80"/>
-      </w:pPr>
-      <w:r>
-        <w:rPr>
-          <w:rFonts w:ascii="Calibri" w:cs="Calibri" w:eastAsia="Calibri" w:hAnsi="Calibri"/>
-          <w:sz w:val="22"/>
-          <w:szCs w:val="22"/>
-        </w:rPr>
-        <w:t xml:space="preserve">b: f = ω/2π = 50π/2π = 25 Hz; T = 1/25 = 0.04 s.</w:t>
-      </w:r>
-    </w:p>
-    <w:p>
-      <w:pPr>
-        <w:pStyle w:val="ListParagraph"/>
-        <w:numPr>
-          <w:ilvl w:val="0"/>
-          <w:numId w:val="2"/>
-        </w:numPr>
-        <w:spacing w:after="80"/>
-      </w:pPr>
-      <w:r>
-        <w:rPr>
-          <w:rFonts w:ascii="Calibri" w:cs="Calibri" w:eastAsia="Calibri" w:hAnsi="Calibri"/>
-          <w:sz w:val="22"/>
-          <w:szCs w:val="22"/>
-        </w:rPr>
-        <w:t xml:space="preserve">c: x(0) = 4cos(−2π/3) = 4(−1/2) = −2. x′(0) = −Aω sinφ = −4(157.08)(−√3/2) ≈ +544 &gt; 0, so x is rising at t = 0.</w:t>
-      </w:r>
-    </w:p>
-    <w:p>
-      <w:pPr>
-        <w:pStyle w:val="ListParagraph"/>
-        <w:numPr>
-          <w:ilvl w:val="0"/>
-          <w:numId w:val="2"/>
-        </w:numPr>
-        <w:spacing w:after="80"/>
-      </w:pPr>
-      <w:r>
-        <w:rPr>
-          <w:rFonts w:ascii="Calibri" w:cs="Calibri" w:eastAsia="Calibri" w:hAnsi="Calibri"/>
-          <w:sz w:val="22"/>
-          <w:szCs w:val="22"/>
-        </w:rPr>
-        <w:t xml:space="preserve">d: 50πt − 2π/3 = 0 gives t = (2π/3)/(50π) = 1/75 ≈ 0.0133 s. Check: x(1/75) = 4cos0 = 4. Note 1/75 = T/3: a phase of −2π/3 delays the cosine by one third of a period.</w:t>
-      </w:r>
-    </w:p>
-    <w:p>
-      <w:pPr>
-        <w:pBdr>
-          <w:left w:val="single" w:color="7A1A1A" w:sz="18" w:space="8"/>
-        </w:pBdr>
-        <w:spacing w:after="140" w:before="100"/>
-        <w:ind w:left="360"/>
-      </w:pPr>
-      <w:r>
-        <w:rPr>
-          <w:rFonts w:ascii="Calibri" w:cs="Calibri" w:eastAsia="Calibri" w:hAnsi="Calibri"/>
-          <w:b/>
-          <w:bCs/>
-          <w:color w:val="7A1A1A"/>
-          <w:sz w:val="22"/>
-          <w:szCs w:val="22"/>
-        </w:rPr>
-        <w:t xml:space="preserve">Figure (generated for this solution): </w:t>
-      </w:r>
-      <w:r>
-        <w:rPr>
-          <w:rFonts w:ascii="Calibri" w:cs="Calibri" w:eastAsia="Calibri" w:hAnsi="Calibri"/>
-          <w:sz w:val="22"/>
-          <w:szCs w:val="22"/>
-        </w:rPr>
-        <w:t xml:space="preserve">Curve starts at −2 and rises; first peak 4 at t = 1/75 s, next peak one period (0.04 s) later; double-headed arrow marks T.</w:t>
+        <w:t xml:space="preserve">Part a. Compare with A cos(ωt + φ): A = 4; ω = 50π = 157.08 rad/s; φ = −2π/3 = −2.094 rad (the minus sign is part of φ).</w:t>
+      </w:r>
+    </w:p>
+    <w:p>
+      <w:pPr>
+        <w:pStyle w:val="ListParagraph"/>
+        <w:numPr>
+          <w:ilvl w:val="0"/>
+          <w:numId w:val="2"/>
+        </w:numPr>
+        <w:spacing w:after="80"/>
+      </w:pPr>
+      <w:r>
+        <w:rPr>
+          <w:rFonts w:ascii="Calibri" w:cs="Calibri" w:eastAsia="Calibri" w:hAnsi="Calibri"/>
+          <w:sz w:val="22"/>
+          <w:szCs w:val="22"/>
+        </w:rPr>
+        <w:t xml:space="preserve">Part b. f = ω/(2π) = 50π/(2π) = 25 Hz. T = 1/f = 1/25 = 0.04 s (check 2π/(50π) = 0.04 ✓).</w:t>
+      </w:r>
+    </w:p>
+    <w:p>
+      <w:pPr>
+        <w:pStyle w:val="ListParagraph"/>
+        <w:numPr>
+          <w:ilvl w:val="0"/>
+          <w:numId w:val="2"/>
+        </w:numPr>
+        <w:spacing w:after="80"/>
+      </w:pPr>
+      <w:r>
+        <w:rPr>
+          <w:rFonts w:ascii="Calibri" w:cs="Calibri" w:eastAsia="Calibri" w:hAnsi="Calibri"/>
+          <w:sz w:val="22"/>
+          <w:szCs w:val="22"/>
+        </w:rPr>
+        <w:t xml:space="preserve">Part c. Step 1 — x(0) = 4cos(−2π/3) = 4cos(2π/3) = 4(−1/2) = −2 (cos 120° = −1/2).</w:t>
+      </w:r>
+    </w:p>
+    <w:p>
+      <w:pPr>
+        <w:pStyle w:val="ListParagraph"/>
+        <w:numPr>
+          <w:ilvl w:val="0"/>
+          <w:numId w:val="2"/>
+        </w:numPr>
+        <w:spacing w:after="80"/>
+      </w:pPr>
+      <w:r>
+        <w:rPr>
+          <w:rFonts w:ascii="Calibri" w:cs="Calibri" w:eastAsia="Calibri" w:hAnsi="Calibri"/>
+          <w:sz w:val="22"/>
+          <w:szCs w:val="22"/>
+        </w:rPr>
+        <w:t xml:space="preserve">Step 2 — slope: x′(0) = −Aω sin φ = −4(157.08) sin(−2π/3). sin(−2π/3) = −sin(120°) = −√3/2 = −0.866.</w:t>
+      </w:r>
+    </w:p>
+    <w:p>
+      <w:pPr>
+        <w:pStyle w:val="ListParagraph"/>
+        <w:numPr>
+          <w:ilvl w:val="0"/>
+          <w:numId w:val="2"/>
+        </w:numPr>
+        <w:spacing w:after="80"/>
+      </w:pPr>
+      <w:r>
+        <w:rPr>
+          <w:rFonts w:ascii="Calibri" w:cs="Calibri" w:eastAsia="Calibri" w:hAnsi="Calibri"/>
+          <w:sz w:val="22"/>
+          <w:szCs w:val="22"/>
+        </w:rPr>
+        <w:t xml:space="preserve">Step 3 — x′(0) = −4 × 157.08 × (−0.866) = +544.1 &gt; 0, so x is rising at t = 0.</w:t>
+      </w:r>
+    </w:p>
+    <w:p>
+      <w:pPr>
+        <w:pStyle w:val="ListParagraph"/>
+        <w:numPr>
+          <w:ilvl w:val="0"/>
+          <w:numId w:val="2"/>
+        </w:numPr>
+        <w:spacing w:after="80"/>
+      </w:pPr>
+      <w:r>
+        <w:rPr>
+          <w:rFonts w:ascii="Calibri" w:cs="Calibri" w:eastAsia="Calibri" w:hAnsi="Calibri"/>
+          <w:sz w:val="22"/>
+          <w:szCs w:val="22"/>
+        </w:rPr>
+        <w:t xml:space="preserve">Part d. Step 4 — the peak value 4 occurs when the argument is 0: 50πt − 2π/3 = 0.</w:t>
+      </w:r>
+    </w:p>
+    <w:p>
+      <w:pPr>
+        <w:pStyle w:val="ListParagraph"/>
+        <w:numPr>
+          <w:ilvl w:val="0"/>
+          <w:numId w:val="2"/>
+        </w:numPr>
+        <w:spacing w:after="80"/>
+      </w:pPr>
+      <w:r>
+        <w:rPr>
+          <w:rFonts w:ascii="Calibri" w:cs="Calibri" w:eastAsia="Calibri" w:hAnsi="Calibri"/>
+          <w:sz w:val="22"/>
+          <w:szCs w:val="22"/>
+        </w:rPr>
+        <w:t xml:space="preserve">Step 5 — 50πt = 2π/3, so t = (2π/3)/(50π) = 2/150 = 1/75 = 0.01333 s.</w:t>
+      </w:r>
+    </w:p>
+    <w:p>
+      <w:pPr>
+        <w:pStyle w:val="ListParagraph"/>
+        <w:numPr>
+          <w:ilvl w:val="0"/>
+          <w:numId w:val="2"/>
+        </w:numPr>
+        <w:spacing w:after="80"/>
+      </w:pPr>
+      <w:r>
+        <w:rPr>
+          <w:rFonts w:ascii="Calibri" w:cs="Calibri" w:eastAsia="Calibri" w:hAnsi="Calibri"/>
+          <w:sz w:val="22"/>
+          <w:szCs w:val="22"/>
+        </w:rPr>
+        <w:t xml:space="preserve">Check: x(1/75) = 4cos(0) = 4 ✓. Also 1/75 = T/3 (0.04/3 = 0.0133): a phase of −2π/3 delays the cosine by one third of a period. Next peak one period later at 0.0533 s.</w:t>
+      </w:r>
+    </w:p>
+    <w:p>
+      <w:pPr>
+        <w:pStyle w:val="ListParagraph"/>
+        <w:numPr>
+          <w:ilvl w:val="0"/>
+          <w:numId w:val="2"/>
+        </w:numPr>
+        <w:spacing w:after="80"/>
+      </w:pPr>
+      <w:r>
+        <w:rPr>
+          <w:rFonts w:ascii="Calibri" w:cs="Calibri" w:eastAsia="Calibri" w:hAnsi="Calibri"/>
+          <w:sz w:val="22"/>
+          <w:szCs w:val="22"/>
+        </w:rPr>
+        <w:t xml:space="preserve">Figure: starts at −2, rises, first peak (4) at t = 1/75 s.</w:t>
       </w:r>
     </w:p>
     <w:p>
@@ -2222,61 +3084,79 @@
           <w:sz w:val="22"/>
           <w:szCs w:val="22"/>
         </w:rPr>
-        <w:t xml:space="preserve">z₁ = −1 + j, z₂ = 1 + j√3. Step 1: |z₁| = √2, ∠z₁ = arctan(−1) + π = 3π/4 (quadrant II), z₁ = √2e^{j3π/4}.</w:t>
-      </w:r>
-    </w:p>
-    <w:p>
-      <w:pPr>
-        <w:pStyle w:val="ListParagraph"/>
-        <w:numPr>
-          <w:ilvl w:val="0"/>
-          <w:numId w:val="2"/>
-        </w:numPr>
-        <w:spacing w:after="80"/>
-      </w:pPr>
-      <w:r>
-        <w:rPr>
-          <w:rFonts w:ascii="Calibri" w:cs="Calibri" w:eastAsia="Calibri" w:hAnsi="Calibri"/>
-          <w:sz w:val="22"/>
-          <w:szCs w:val="22"/>
-        </w:rPr>
-        <w:t xml:space="preserve">Step 2: |z₂| = √(1+3) = 2, ∠z₂ = arctan√3 = π/3, z₂ = 2e^{jπ/3}.</w:t>
-      </w:r>
-    </w:p>
-    <w:p>
-      <w:pPr>
-        <w:pStyle w:val="ListParagraph"/>
-        <w:numPr>
-          <w:ilvl w:val="0"/>
-          <w:numId w:val="2"/>
-        </w:numPr>
-        <w:spacing w:after="80"/>
-      </w:pPr>
-      <w:r>
-        <w:rPr>
-          <w:rFonts w:ascii="Calibri" w:cs="Calibri" w:eastAsia="Calibri" w:hAnsi="Calibri"/>
-          <w:sz w:val="22"/>
-          <w:szCs w:val="22"/>
-        </w:rPr>
-        <w:t xml:space="preserve">Step 3 product: moduli √2·2 = 2√2; angles 3π/4 + π/3 = 9π/12 + 4π/12 = 13π/12. z₁z₂ = 2√2 e^{j13π/12}.</w:t>
-      </w:r>
-    </w:p>
-    <w:p>
-      <w:pPr>
-        <w:pStyle w:val="ListParagraph"/>
-        <w:numPr>
-          <w:ilvl w:val="0"/>
-          <w:numId w:val="2"/>
-        </w:numPr>
-        <w:spacing w:after="80"/>
-      </w:pPr>
-      <w:r>
-        <w:rPr>
-          <w:rFonts w:ascii="Calibri" w:cs="Calibri" w:eastAsia="Calibri" w:hAnsi="Calibri"/>
-          <w:sz w:val="22"/>
-          <w:szCs w:val="22"/>
-        </w:rPr>
-        <w:t xml:space="preserve">Step 4 quotient: √2/2; angles 9π/12 − 4π/12 = 5π/12. z₁/z₂ = (√2/2)e^{j5π/12}.</w:t>
+        <w:t xml:space="preserve">Given: z₁ = −1 + j, z₂ = 1 + j√3. Task: exponential forms, z₁z₂, z₁/z₂. About 5 min.</w:t>
+      </w:r>
+    </w:p>
+    <w:p>
+      <w:pPr>
+        <w:pStyle w:val="ListParagraph"/>
+        <w:numPr>
+          <w:ilvl w:val="0"/>
+          <w:numId w:val="2"/>
+        </w:numPr>
+        <w:spacing w:after="80"/>
+      </w:pPr>
+      <w:r>
+        <w:rPr>
+          <w:rFonts w:ascii="Calibri" w:cs="Calibri" w:eastAsia="Calibri" w:hAnsi="Calibri"/>
+          <w:sz w:val="22"/>
+          <w:szCs w:val="22"/>
+        </w:rPr>
+        <w:t xml:space="preserve">Step 1 — z₁: |z₁| = √((−1)² + 1²) = √2. ∠z₁ = arctan(1/(−1)) = arctan(−1) = −π/4; x &lt; 0 (second quadrant), add π: 3π/4. So z₁ = √2 e^{j3π/4}.</w:t>
+      </w:r>
+    </w:p>
+    <w:p>
+      <w:pPr>
+        <w:pStyle w:val="ListParagraph"/>
+        <w:numPr>
+          <w:ilvl w:val="0"/>
+          <w:numId w:val="2"/>
+        </w:numPr>
+        <w:spacing w:after="80"/>
+      </w:pPr>
+      <w:r>
+        <w:rPr>
+          <w:rFonts w:ascii="Calibri" w:cs="Calibri" w:eastAsia="Calibri" w:hAnsi="Calibri"/>
+          <w:sz w:val="22"/>
+          <w:szCs w:val="22"/>
+        </w:rPr>
+        <w:t xml:space="preserve">Step 2 — z₂: |z₂| = √(1 + 3) = 2. ∠z₂ = arctan(√3/1) = π/3; x &gt; 0, no π. So z₂ = 2e^{jπ/3}.</w:t>
+      </w:r>
+    </w:p>
+    <w:p>
+      <w:pPr>
+        <w:pStyle w:val="ListParagraph"/>
+        <w:numPr>
+          <w:ilvl w:val="0"/>
+          <w:numId w:val="2"/>
+        </w:numPr>
+        <w:spacing w:after="80"/>
+      </w:pPr>
+      <w:r>
+        <w:rPr>
+          <w:rFonts w:ascii="Calibri" w:cs="Calibri" w:eastAsia="Calibri" w:hAnsi="Calibri"/>
+          <w:sz w:val="22"/>
+          <w:szCs w:val="22"/>
+        </w:rPr>
+        <w:t xml:space="preserve">Step 3 — product, moduli: √2 · 2 = 2√2 = 2.828. Angles: 3π/4 + π/3 = 9π/12 + 4π/12 = 13π/12 (195°). z₁z₂ = 2√2 e^{j13π/12}.</w:t>
+      </w:r>
+    </w:p>
+    <w:p>
+      <w:pPr>
+        <w:pStyle w:val="ListParagraph"/>
+        <w:numPr>
+          <w:ilvl w:val="0"/>
+          <w:numId w:val="2"/>
+        </w:numPr>
+        <w:spacing w:after="80"/>
+      </w:pPr>
+      <w:r>
+        <w:rPr>
+          <w:rFonts w:ascii="Calibri" w:cs="Calibri" w:eastAsia="Calibri" w:hAnsi="Calibri"/>
+          <w:sz w:val="22"/>
+          <w:szCs w:val="22"/>
+        </w:rPr>
+        <w:t xml:space="preserve">Step 4 — quotient, moduli: √2/2 = 0.7071. Angles: 3π/4 − π/3 = 9π/12 − 4π/12 = 5π/12 (75°). z₁/z₂ = (√2/2) e^{j5π/12}.</w:t>
       </w:r>
     </w:p>
     <w:p>
@@ -2324,89 +3204,151 @@
           <w:sz w:val="22"/>
           <w:szCs w:val="22"/>
         </w:rPr>
-        <w:t xml:space="preserve">Product multiplied out: (−1 + j)(1 + j√3) = −1 − j√3 + j + j²√3 = (−1 − √3) + j(1 − √3) ≈ −2.732 − 0.732j.</w:t>
-      </w:r>
-    </w:p>
-    <w:p>
-      <w:pPr>
-        <w:pStyle w:val="ListParagraph"/>
-        <w:numPr>
-          <w:ilvl w:val="0"/>
-          <w:numId w:val="2"/>
-        </w:numPr>
-        <w:spacing w:after="80"/>
-      </w:pPr>
-      <w:r>
-        <w:rPr>
-          <w:rFonts w:ascii="Calibri" w:cs="Calibri" w:eastAsia="Calibri" w:hAnsi="Calibri"/>
-          <w:sz w:val="22"/>
-          <w:szCs w:val="22"/>
-        </w:rPr>
-        <w:t xml:space="preserve">From polar: 2√2(cos195° + j sin195°) = 2.828(−0.9659 − 0.2588j) ≈ −2.732 − 0.732j. ✓</w:t>
-      </w:r>
-    </w:p>
-    <w:p>
-      <w:pPr>
-        <w:pStyle w:val="ListParagraph"/>
-        <w:numPr>
-          <w:ilvl w:val="0"/>
-          <w:numId w:val="2"/>
-        </w:numPr>
-        <w:spacing w:after="80"/>
-      </w:pPr>
-      <w:r>
-        <w:rPr>
-          <w:rFonts w:ascii="Calibri" w:cs="Calibri" w:eastAsia="Calibri" w:hAnsi="Calibri"/>
-          <w:sz w:val="22"/>
-          <w:szCs w:val="22"/>
-        </w:rPr>
-        <w:t xml:space="preserve">Quotient: multiply top and bottom by z₂* = 1 − j√3 (z₂z₂* = |z₂|² = 4): (−1 + j)(1 − j√3)/4 = (−1 + j√3 + j + √3)/4 = ((√3 − 1) + j(√3 + 1))/4 ≈ 0.183 + 0.683j.</w:t>
-      </w:r>
-    </w:p>
-    <w:p>
-      <w:pPr>
-        <w:pStyle w:val="ListParagraph"/>
-        <w:numPr>
-          <w:ilvl w:val="0"/>
-          <w:numId w:val="2"/>
-        </w:numPr>
-        <w:spacing w:after="80"/>
-      </w:pPr>
-      <w:r>
-        <w:rPr>
-          <w:rFonts w:ascii="Calibri" w:cs="Calibri" w:eastAsia="Calibri" w:hAnsi="Calibri"/>
-          <w:sz w:val="22"/>
-          <w:szCs w:val="22"/>
-        </w:rPr>
-        <w:t xml:space="preserve">From polar: 0.7071(cos75° + j sin75°) = 0.7071(0.2588 + 0.9659j) ≈ 0.183 + 0.683j. ✓</w:t>
-      </w:r>
-    </w:p>
-    <w:p>
-      <w:pPr>
-        <w:pBdr>
-          <w:left w:val="single" w:color="7A1A1A" w:sz="18" w:space="8"/>
-        </w:pBdr>
-        <w:spacing w:after="140" w:before="100"/>
-        <w:ind w:left="360"/>
-      </w:pPr>
-      <w:r>
-        <w:rPr>
-          <w:rFonts w:ascii="Calibri" w:cs="Calibri" w:eastAsia="Calibri" w:hAnsi="Calibri"/>
-          <w:b/>
-          <w:bCs/>
-          <w:color w:val="7A1A1A"/>
-          <w:sz w:val="22"/>
-          <w:szCs w:val="22"/>
-        </w:rPr>
-        <w:t xml:space="preserve">Consistency check: </w:t>
-      </w:r>
-      <w:r>
-        <w:rPr>
-          <w:rFonts w:ascii="Calibri" w:cs="Calibri" w:eastAsia="Calibri" w:hAnsi="Calibri"/>
-          <w:sz w:val="22"/>
-          <w:szCs w:val="22"/>
-        </w:rPr>
-        <w:t xml:space="preserve">Two independent routes give the same Cartesian numbers; make students see that polar is faster for products.</w:t>
+        <w:t xml:space="preserve">Check everything in Cartesian form.</w:t>
+      </w:r>
+    </w:p>
+    <w:p>
+      <w:pPr>
+        <w:pStyle w:val="ListParagraph"/>
+        <w:numPr>
+          <w:ilvl w:val="0"/>
+          <w:numId w:val="2"/>
+        </w:numPr>
+        <w:spacing w:after="80"/>
+      </w:pPr>
+      <w:r>
+        <w:rPr>
+          <w:rFonts w:ascii="Calibri" w:cs="Calibri" w:eastAsia="Calibri" w:hAnsi="Calibri"/>
+          <w:sz w:val="22"/>
+          <w:szCs w:val="22"/>
+        </w:rPr>
+        <w:t xml:space="preserve">Product, multiplied out. Step 1 — four products: (−1)(1) = −1; (−1)(j√3) = −j√3; (j)(1) = j; (j)(j√3) = j²√3 = −√3.</w:t>
+      </w:r>
+    </w:p>
+    <w:p>
+      <w:pPr>
+        <w:pStyle w:val="ListParagraph"/>
+        <w:numPr>
+          <w:ilvl w:val="0"/>
+          <w:numId w:val="2"/>
+        </w:numPr>
+        <w:spacing w:after="80"/>
+      </w:pPr>
+      <w:r>
+        <w:rPr>
+          <w:rFonts w:ascii="Calibri" w:cs="Calibri" w:eastAsia="Calibri" w:hAnsi="Calibri"/>
+          <w:sz w:val="22"/>
+          <w:szCs w:val="22"/>
+        </w:rPr>
+        <w:t xml:space="preserve">Step 2 — collect: real part −1 − √3 = −2.732; imaginary part −√3 + 1 = 1 − 1.732 = −0.732. So −2.732 − 0.732j.</w:t>
+      </w:r>
+    </w:p>
+    <w:p>
+      <w:pPr>
+        <w:pStyle w:val="ListParagraph"/>
+        <w:numPr>
+          <w:ilvl w:val="0"/>
+          <w:numId w:val="2"/>
+        </w:numPr>
+        <w:spacing w:after="80"/>
+      </w:pPr>
+      <w:r>
+        <w:rPr>
+          <w:rFonts w:ascii="Calibri" w:cs="Calibri" w:eastAsia="Calibri" w:hAnsi="Calibri"/>
+          <w:sz w:val="22"/>
+          <w:szCs w:val="22"/>
+        </w:rPr>
+        <w:t xml:space="preserve">Product from polar: cos 195° = −0.9659, sin 195° = −0.2588. 2.828 × (−0.9659) = −2.732; 2.828 × (−0.2588) = −0.732 ✓.</w:t>
+      </w:r>
+    </w:p>
+    <w:p>
+      <w:pPr>
+        <w:pStyle w:val="ListParagraph"/>
+        <w:numPr>
+          <w:ilvl w:val="0"/>
+          <w:numId w:val="2"/>
+        </w:numPr>
+        <w:spacing w:after="80"/>
+      </w:pPr>
+      <w:r>
+        <w:rPr>
+          <w:rFonts w:ascii="Calibri" w:cs="Calibri" w:eastAsia="Calibri" w:hAnsi="Calibri"/>
+          <w:sz w:val="22"/>
+          <w:szCs w:val="22"/>
+        </w:rPr>
+        <w:t xml:space="preserve">Quotient, multiplied out. Step 3 — multiply top and bottom by z₂* = 1 − j√3; the denominator becomes z₂z₂* = |z₂|² = 4.</w:t>
+      </w:r>
+    </w:p>
+    <w:p>
+      <w:pPr>
+        <w:pStyle w:val="ListParagraph"/>
+        <w:numPr>
+          <w:ilvl w:val="0"/>
+          <w:numId w:val="2"/>
+        </w:numPr>
+        <w:spacing w:after="80"/>
+      </w:pPr>
+      <w:r>
+        <w:rPr>
+          <w:rFonts w:ascii="Calibri" w:cs="Calibri" w:eastAsia="Calibri" w:hAnsi="Calibri"/>
+          <w:sz w:val="22"/>
+          <w:szCs w:val="22"/>
+        </w:rPr>
+        <w:t xml:space="preserve">Step 4 — numerator, four products: (−1)(1) = −1; (−1)(−j√3) = +j√3; (j)(1) = j; (j)(−j√3) = −j²√3 = +√3. Collect: (−1 + √3) + j(√3 + 1).</w:t>
+      </w:r>
+    </w:p>
+    <w:p>
+      <w:pPr>
+        <w:pStyle w:val="ListParagraph"/>
+        <w:numPr>
+          <w:ilvl w:val="0"/>
+          <w:numId w:val="2"/>
+        </w:numPr>
+        <w:spacing w:after="80"/>
+      </w:pPr>
+      <w:r>
+        <w:rPr>
+          <w:rFonts w:ascii="Calibri" w:cs="Calibri" w:eastAsia="Calibri" w:hAnsi="Calibri"/>
+          <w:sz w:val="22"/>
+          <w:szCs w:val="22"/>
+        </w:rPr>
+        <w:t xml:space="preserve">Step 5 — divide by 4: ((√3 − 1) + j(√3 + 1))/4 = (0.732 + 2.732j)/4 = 0.183 + 0.683j.</w:t>
+      </w:r>
+    </w:p>
+    <w:p>
+      <w:pPr>
+        <w:pStyle w:val="ListParagraph"/>
+        <w:numPr>
+          <w:ilvl w:val="0"/>
+          <w:numId w:val="2"/>
+        </w:numPr>
+        <w:spacing w:after="80"/>
+      </w:pPr>
+      <w:r>
+        <w:rPr>
+          <w:rFonts w:ascii="Calibri" w:cs="Calibri" w:eastAsia="Calibri" w:hAnsi="Calibri"/>
+          <w:sz w:val="22"/>
+          <w:szCs w:val="22"/>
+        </w:rPr>
+        <w:t xml:space="preserve">Quotient from polar: cos 75° = 0.2588, sin 75° = 0.9659; 0.7071 × 0.2588 = 0.183 and 0.7071 × 0.9659 = 0.683 ✓.</w:t>
+      </w:r>
+    </w:p>
+    <w:p>
+      <w:pPr>
+        <w:pStyle w:val="ListParagraph"/>
+        <w:numPr>
+          <w:ilvl w:val="0"/>
+          <w:numId w:val="2"/>
+        </w:numPr>
+        <w:spacing w:after="80"/>
+      </w:pPr>
+      <w:r>
+        <w:rPr>
+          <w:rFonts w:ascii="Calibri" w:cs="Calibri" w:eastAsia="Calibri" w:hAnsi="Calibri"/>
+          <w:sz w:val="22"/>
+          <w:szCs w:val="22"/>
+        </w:rPr>
+        <w:t xml:space="preserve">Consistency: two independent routes agree; polar is faster for products and quotients.</w:t>
       </w:r>
     </w:p>
     <w:p>
@@ -2454,89 +3396,115 @@
           <w:sz w:val="22"/>
           <w:szCs w:val="22"/>
         </w:rPr>
-        <w:t xml:space="preserve">Step 1: |v| = √(9 + 16) = 5; ∠v = arctan(−4/3) = −0.9273 rad (x = 3 &gt; 0, no π). Modulus of each root ρ = 5^{1/2} = √5 ≈ 2.236.</w:t>
-      </w:r>
-    </w:p>
-    <w:p>
-      <w:pPr>
-        <w:pStyle w:val="ListParagraph"/>
-        <w:numPr>
-          <w:ilvl w:val="0"/>
-          <w:numId w:val="2"/>
-        </w:numPr>
-        <w:spacing w:after="80"/>
-      </w:pPr>
-      <w:r>
-        <w:rPr>
-          <w:rFonts w:ascii="Calibri" w:cs="Calibri" w:eastAsia="Calibri" w:hAnsi="Calibri"/>
-          <w:sz w:val="22"/>
-          <w:szCs w:val="22"/>
-        </w:rPr>
-        <w:t xml:space="preserve">Step 2 (n = 2): θ_k = (−0.9273 + 2kπ)/2, so θ₀ = −0.4636 and θ₁ = −0.4636 + π = 2.6780.</w:t>
-      </w:r>
-    </w:p>
-    <w:p>
-      <w:pPr>
-        <w:pStyle w:val="ListParagraph"/>
-        <w:numPr>
-          <w:ilvl w:val="0"/>
-          <w:numId w:val="2"/>
-        </w:numPr>
-        <w:spacing w:after="80"/>
-      </w:pPr>
-      <w:r>
-        <w:rPr>
-          <w:rFonts w:ascii="Calibri" w:cs="Calibri" w:eastAsia="Calibri" w:hAnsi="Calibri"/>
-          <w:sz w:val="22"/>
-          <w:szCs w:val="22"/>
-        </w:rPr>
-        <w:t xml:space="preserve">Step 3: z₀ = 2.236(cos0.4636 − j sin0.4636) = 2.236(0.8944 − 0.4472j) = 2 − j; z₁ = 2.236(cos2.6780 + j sin2.6780) = 2.236(−0.8944 + 0.4472j) = −2 + j.</w:t>
-      </w:r>
-    </w:p>
-    <w:p>
-      <w:pPr>
-        <w:pStyle w:val="ListParagraph"/>
-        <w:numPr>
-          <w:ilvl w:val="0"/>
-          <w:numId w:val="2"/>
-        </w:numPr>
-        <w:spacing w:after="80"/>
-      </w:pPr>
-      <w:r>
-        <w:rPr>
-          <w:rFonts w:ascii="Calibri" w:cs="Calibri" w:eastAsia="Calibri" w:hAnsi="Calibri"/>
-          <w:sz w:val="22"/>
-          <w:szCs w:val="22"/>
-        </w:rPr>
-        <w:t xml:space="preserve">Step 4 check: (2 − j)² = 4 − 4j + j² = 3 − 4j and (−2 + j)² = 3 − 4j. ✓ Timing about 5 min.</w:t>
-      </w:r>
-    </w:p>
-    <w:p>
-      <w:pPr>
-        <w:pBdr>
-          <w:left w:val="single" w:color="7A1A1A" w:sz="18" w:space="8"/>
-        </w:pBdr>
-        <w:spacing w:after="140" w:before="100"/>
-        <w:ind w:left="360"/>
-      </w:pPr>
-      <w:r>
-        <w:rPr>
-          <w:rFonts w:ascii="Calibri" w:cs="Calibri" w:eastAsia="Calibri" w:hAnsi="Calibri"/>
-          <w:b/>
-          <w:bCs/>
-          <w:color w:val="7A1A1A"/>
-          <w:sz w:val="22"/>
-          <w:szCs w:val="22"/>
-        </w:rPr>
-        <w:t xml:space="preserve">Why this example: </w:t>
-      </w:r>
-      <w:r>
-        <w:rPr>
-          <w:rFonts w:ascii="Calibri" w:cs="Calibri" w:eastAsia="Calibri" w:hAnsi="Calibri"/>
-          <w:sz w:val="22"/>
-          <w:szCs w:val="22"/>
-        </w:rPr>
-        <w:t xml:space="preserve">Roots of a non-real number, so students use the full recipe (modulus root, angle division, +2kπ) and can verify by squaring in Cartesian form. The cube roots of −8 were already done as the practice.</w:t>
+        <w:t xml:space="preserve">Given: v = 3 − 4j. Task: both square roots, so n = 2. About 5 min.</w:t>
+      </w:r>
+    </w:p>
+    <w:p>
+      <w:pPr>
+        <w:pStyle w:val="ListParagraph"/>
+        <w:numPr>
+          <w:ilvl w:val="0"/>
+          <w:numId w:val="2"/>
+        </w:numPr>
+        <w:spacing w:after="80"/>
+      </w:pPr>
+      <w:r>
+        <w:rPr>
+          <w:rFonts w:ascii="Calibri" w:cs="Calibri" w:eastAsia="Calibri" w:hAnsi="Calibri"/>
+          <w:sz w:val="22"/>
+          <w:szCs w:val="22"/>
+        </w:rPr>
+        <w:t xml:space="preserve">Step 1 — modulus: |v| = √(9 + 16) = 5. Angle: y/x = −4/3, arctan(−1.3333) = −0.9273 rad; x = 3 &gt; 0, no π. Root modulus ρ = 5^{1/2} = √5 = 2.236.</w:t>
+      </w:r>
+    </w:p>
+    <w:p>
+      <w:pPr>
+        <w:pStyle w:val="ListParagraph"/>
+        <w:numPr>
+          <w:ilvl w:val="0"/>
+          <w:numId w:val="2"/>
+        </w:numPr>
+        <w:spacing w:after="80"/>
+      </w:pPr>
+      <w:r>
+        <w:rPr>
+          <w:rFonts w:ascii="Calibri" w:cs="Calibri" w:eastAsia="Calibri" w:hAnsi="Calibri"/>
+          <w:sz w:val="22"/>
+          <w:szCs w:val="22"/>
+        </w:rPr>
+        <w:t xml:space="preserve">Step 2 — angles θ_k = (−0.9273 + 2kπ)/2. k = 0: −0.9273/2 = −0.4636 rad (−26.6°). k = 1: −0.4636 + π = 2.6780 rad (153.4°).</w:t>
+      </w:r>
+    </w:p>
+    <w:p>
+      <w:pPr>
+        <w:pStyle w:val="ListParagraph"/>
+        <w:numPr>
+          <w:ilvl w:val="0"/>
+          <w:numId w:val="2"/>
+        </w:numPr>
+        <w:spacing w:after="80"/>
+      </w:pPr>
+      <w:r>
+        <w:rPr>
+          <w:rFonts w:ascii="Calibri" w:cs="Calibri" w:eastAsia="Calibri" w:hAnsi="Calibri"/>
+          <w:sz w:val="22"/>
+          <w:szCs w:val="22"/>
+        </w:rPr>
+        <w:t xml:space="preserve">Step 3 — Cartesian, z₀: cos 0.4636 = 0.8944, sin 0.4636 = 0.4472, so z₀ = 2.236(0.8944 − 0.4472j) = 2.000 − 1.000j = 2 − j (the minus because the angle is −0.4636).</w:t>
+      </w:r>
+    </w:p>
+    <w:p>
+      <w:pPr>
+        <w:pStyle w:val="ListParagraph"/>
+        <w:numPr>
+          <w:ilvl w:val="0"/>
+          <w:numId w:val="2"/>
+        </w:numPr>
+        <w:spacing w:after="80"/>
+      </w:pPr>
+      <w:r>
+        <w:rPr>
+          <w:rFonts w:ascii="Calibri" w:cs="Calibri" w:eastAsia="Calibri" w:hAnsi="Calibri"/>
+          <w:sz w:val="22"/>
+          <w:szCs w:val="22"/>
+        </w:rPr>
+        <w:t xml:space="preserve">Step 4 — z₁: cos 2.678 = −0.8944, sin 2.678 = +0.4472, so z₁ = 2.236(−0.8944 + 0.4472j) = −2 + j.</w:t>
+      </w:r>
+    </w:p>
+    <w:p>
+      <w:pPr>
+        <w:pStyle w:val="ListParagraph"/>
+        <w:numPr>
+          <w:ilvl w:val="0"/>
+          <w:numId w:val="2"/>
+        </w:numPr>
+        <w:spacing w:after="80"/>
+      </w:pPr>
+      <w:r>
+        <w:rPr>
+          <w:rFonts w:ascii="Calibri" w:cs="Calibri" w:eastAsia="Calibri" w:hAnsi="Calibri"/>
+          <w:sz w:val="22"/>
+          <w:szCs w:val="22"/>
+        </w:rPr>
+        <w:t xml:space="preserve">Check by squaring. (2 − j)² = 4 − 4j + j² = 4 − 4j − 1 = 3 − 4j ✓. (−2 + j)² = 4 − 4j + j² = 3 − 4j ✓.</w:t>
+      </w:r>
+    </w:p>
+    <w:p>
+      <w:pPr>
+        <w:pStyle w:val="ListParagraph"/>
+        <w:numPr>
+          <w:ilvl w:val="0"/>
+          <w:numId w:val="2"/>
+        </w:numPr>
+        <w:spacing w:after="80"/>
+      </w:pPr>
+      <w:r>
+        <w:rPr>
+          <w:rFonts w:ascii="Calibri" w:cs="Calibri" w:eastAsia="Calibri" w:hAnsi="Calibri"/>
+          <w:sz w:val="22"/>
+          <w:szCs w:val="22"/>
+        </w:rPr>
+        <w:t xml:space="preserve">Also z₁ = −z₀ (the roots are π apart, 2π/n with n = 2).</w:t>
       </w:r>
     </w:p>
     <w:p>
@@ -2571,48 +3539,74 @@
     </w:p>
     <w:p>
       <w:pPr>
-        <w:pBdr>
-          <w:left w:val="single" w:color="7A1A1A" w:sz="18" w:space="8"/>
-        </w:pBdr>
-        <w:spacing w:after="140" w:before="100"/>
-        <w:ind w:left="360"/>
-      </w:pPr>
-      <w:r>
-        <w:rPr>
-          <w:rFonts w:ascii="Calibri" w:cs="Calibri" w:eastAsia="Calibri" w:hAnsi="Calibri"/>
-          <w:b/>
-          <w:bCs/>
-          <w:color w:val="7A1A1A"/>
-          <w:sz w:val="22"/>
-          <w:szCs w:val="22"/>
-        </w:rPr>
-        <w:t xml:space="preserve">Figure (generated): </w:t>
-      </w:r>
-      <w:r>
-        <w:rPr>
-          <w:rFonts w:ascii="Calibri" w:cs="Calibri" w:eastAsia="Calibri" w:hAnsi="Calibri"/>
-          <w:sz w:val="22"/>
-          <w:szCs w:val="22"/>
-        </w:rPr>
-        <w:t xml:space="preserve">v = 3 − 4j in blue, roots 2 − j (red) and −2 + j (green) on the dashed circle of radius √5.</w:t>
-      </w:r>
-    </w:p>
-    <w:p>
-      <w:pPr>
-        <w:pStyle w:val="ListParagraph"/>
-        <w:numPr>
-          <w:ilvl w:val="0"/>
-          <w:numId w:val="2"/>
-        </w:numPr>
-        <w:spacing w:after="80"/>
-      </w:pPr>
-      <w:r>
-        <w:rPr>
-          <w:rFonts w:ascii="Calibri" w:cs="Calibri" w:eastAsia="Calibri" w:hAnsi="Calibri"/>
-          <w:sz w:val="22"/>
-          <w:szCs w:val="22"/>
-        </w:rPr>
-        <w:t xml:space="preserve">What to notice: the roots are π apart (2π/n with n = 2), so z₁ = −z₀; doubling θ₀ = −0.4636 gives −0.9273 = ∠v; both roots have length √5 and √5·√5 = 5 = |v|.</w:t>
+        <w:pStyle w:val="ListParagraph"/>
+        <w:numPr>
+          <w:ilvl w:val="0"/>
+          <w:numId w:val="2"/>
+        </w:numPr>
+        <w:spacing w:after="80"/>
+      </w:pPr>
+      <w:r>
+        <w:rPr>
+          <w:rFonts w:ascii="Calibri" w:cs="Calibri" w:eastAsia="Calibri" w:hAnsi="Calibri"/>
+          <w:sz w:val="22"/>
+          <w:szCs w:val="22"/>
+        </w:rPr>
+        <w:t xml:space="preserve">Figure: v = 3 − 4j in blue, roots 2 − j (red) and −2 + j (green) on the dashed circle of radius √5 = 2.236.</w:t>
+      </w:r>
+    </w:p>
+    <w:p>
+      <w:pPr>
+        <w:pStyle w:val="ListParagraph"/>
+        <w:numPr>
+          <w:ilvl w:val="0"/>
+          <w:numId w:val="2"/>
+        </w:numPr>
+        <w:spacing w:after="80"/>
+      </w:pPr>
+      <w:r>
+        <w:rPr>
+          <w:rFonts w:ascii="Calibri" w:cs="Calibri" w:eastAsia="Calibri" w:hAnsi="Calibri"/>
+          <w:sz w:val="22"/>
+          <w:szCs w:val="22"/>
+        </w:rPr>
+        <w:t xml:space="preserve">Check on the picture: |2 − j| = √(4 + 1) = √5 ✓ and |−2 + j| = √5 ✓. √5 · √5 = 5 = |v|.</w:t>
+      </w:r>
+    </w:p>
+    <w:p>
+      <w:pPr>
+        <w:pStyle w:val="ListParagraph"/>
+        <w:numPr>
+          <w:ilvl w:val="0"/>
+          <w:numId w:val="2"/>
+        </w:numPr>
+        <w:spacing w:after="80"/>
+      </w:pPr>
+      <w:r>
+        <w:rPr>
+          <w:rFonts w:ascii="Calibri" w:cs="Calibri" w:eastAsia="Calibri" w:hAnsi="Calibri"/>
+          <w:sz w:val="22"/>
+          <w:szCs w:val="22"/>
+        </w:rPr>
+        <w:t xml:space="preserve">Angles: doubling θ₀ = −0.4636 gives −0.9273 = ∠v ✓ (blue arrow). Doubling θ₁ = 2.6780 gives 5.3560 = −0.9273 + 2π ✓ (same direction).</w:t>
+      </w:r>
+    </w:p>
+    <w:p>
+      <w:pPr>
+        <w:pStyle w:val="ListParagraph"/>
+        <w:numPr>
+          <w:ilvl w:val="0"/>
+          <w:numId w:val="2"/>
+        </w:numPr>
+        <w:spacing w:after="80"/>
+      </w:pPr>
+      <w:r>
+        <w:rPr>
+          <w:rFonts w:ascii="Calibri" w:cs="Calibri" w:eastAsia="Calibri" w:hAnsi="Calibri"/>
+          <w:sz w:val="22"/>
+          <w:szCs w:val="22"/>
+        </w:rPr>
+        <w:t xml:space="preserve">What to notice: halve the angle, take the square root of the length. The roots are π apart: z₁ = −z₀.</w:t>
       </w:r>
     </w:p>
     <w:p>
